--- a/ProjectManagement/Sprint3Documents/DailyScrumMeetingNotesSprint3.docx
+++ b/ProjectManagement/Sprint3Documents/DailyScrumMeetingNotesSprint3.docx
@@ -38,7 +38,7 @@
     </w:p>
     <w:p>
       <w:pPr>
-        <w:pStyle w:val="ListBullet"/>
+        <w:pStyle w:val="ListeMaddemi"/>
       </w:pPr>
       <w:r>
         <w:t>Sprint 3 planlamasını yönetti; 100 SP hedef (deploy, video, rapor, hafıza) ve keskin görev dağılımı kararlaştırıldı.</w:t>
@@ -54,24 +54,11 @@
     </w:p>
     <w:p>
       <w:pPr>
-        <w:pStyle w:val="ListBullet"/>
+        <w:pStyle w:val="ListeMaddemi"/>
       </w:pPr>
       <w:r>
-        <w:t xml:space="preserve">Retro kararı gereği ilk gün tam kadro teknik senkronizasyon toplantısı koordine edildi; Sprint 3 </w:t>
+        <w:t>Retro kararı gereği ilk gün tam kadro teknik senkronizasyon toplantısı koordine edildi; Sprint 3 board'u kuruldu</w:t>
       </w:r>
-      <w:proofErr w:type="spellStart"/>
-      <w:r>
-        <w:t>board'u</w:t>
-      </w:r>
-      <w:proofErr w:type="spellEnd"/>
-      <w:r>
-        <w:t xml:space="preserve"> </w:t>
-      </w:r>
-      <w:proofErr w:type="spellStart"/>
-      <w:r>
-        <w:t>kuruldu</w:t>
-      </w:r>
-      <w:proofErr w:type="spellEnd"/>
       <w:r>
         <w:t>.</w:t>
       </w:r>
@@ -86,7 +73,7 @@
     </w:p>
     <w:p>
       <w:pPr>
-        <w:pStyle w:val="ListBullet"/>
+        <w:pStyle w:val="ListeMaddemi"/>
       </w:pPr>
       <w:r>
         <w:t>Deploy seçeneklerini araştırdı (Streamlit Cloud gereksinimleri, bulut Chromium ihtiyacı).</w:t>
@@ -102,7 +89,7 @@
     </w:p>
     <w:p>
       <w:pPr>
-        <w:pStyle w:val="ListBullet"/>
+        <w:pStyle w:val="ListeMaddemi"/>
       </w:pPr>
       <w:r>
         <w:t>Tanıtım videosu için içerik başlıklarını taslakladı.</w:t>
@@ -128,7 +115,7 @@
     </w:p>
     <w:p>
       <w:pPr>
-        <w:pStyle w:val="ListBullet"/>
+        <w:pStyle w:val="ListeMaddemi"/>
       </w:pPr>
       <w:r>
         <w:t>Dogfooding planı yapıldı: arayüzün kendi analizimizden geçirilmesi.</w:t>
@@ -144,47 +131,15 @@
     </w:p>
     <w:p>
       <w:pPr>
-        <w:pStyle w:val="ListBullet"/>
+        <w:pStyle w:val="ListeMaddemi"/>
       </w:pPr>
       <w:r>
-        <w:t xml:space="preserve">Ajan hafızası (4.8) tasarımına başladı: galeri kayıtlarının </w:t>
-      </w:r>
-      <w:proofErr w:type="spellStart"/>
-      <w:r>
-        <w:t>karşılaştırma</w:t>
-      </w:r>
-      <w:proofErr w:type="spellEnd"/>
-      <w:r>
-        <w:t xml:space="preserve"> </w:t>
-      </w:r>
-      <w:proofErr w:type="spellStart"/>
-      <w:r>
-        <w:t>girdisi</w:t>
-      </w:r>
-      <w:proofErr w:type="spellEnd"/>
-      <w:r>
-        <w:t xml:space="preserve"> </w:t>
-      </w:r>
-      <w:proofErr w:type="spellStart"/>
-      <w:r>
-        <w:t>olarak</w:t>
-      </w:r>
-      <w:proofErr w:type="spellEnd"/>
-      <w:r>
-        <w:t xml:space="preserve"> </w:t>
-      </w:r>
-      <w:proofErr w:type="spellStart"/>
-      <w:r>
-        <w:t>kullanılması</w:t>
-      </w:r>
-      <w:proofErr w:type="spellEnd"/>
-      <w:r>
-        <w:t>.</w:t>
+        <w:t>Ajan hafızası (4.8) tasarımına başladı: galeri kayıtlarının karşılaştırma girdisi olarak kullanılması.</w:t>
       </w:r>
     </w:p>
     <w:p>
       <w:pPr>
-        <w:pStyle w:val="ListBullet"/>
+        <w:pStyle w:val="ListeMaddemi"/>
       </w:pPr>
       <w:r>
         <w:t>Video senaryosu için demo akışını belirledi.</w:t>
@@ -200,7 +155,7 @@
     </w:p>
     <w:p>
       <w:pPr>
-        <w:pStyle w:val="ListBullet"/>
+        <w:pStyle w:val="ListeMaddemi"/>
       </w:pPr>
       <w:r>
         <w:t>Sprint 2'den sarkan README görsel düzeltmelerini tamamladı.</w:t>
@@ -216,7 +171,7 @@
     </w:p>
     <w:p>
       <w:pPr>
-        <w:pStyle w:val="ListBullet"/>
+        <w:pStyle w:val="ListeMaddemi"/>
       </w:pPr>
       <w:r>
         <w:t>Sprint 3 ekran görüntüsü setini planladı.</w:t>
@@ -243,7 +198,7 @@
     </w:p>
     <w:p>
       <w:pPr>
-        <w:pStyle w:val="ListBullet"/>
+        <w:pStyle w:val="ListeMaddemi"/>
       </w:pPr>
       <w:r>
         <w:t>Proje dokümanlarını gözden geçirdi. Engel yok.</w:t>
@@ -259,47 +214,15 @@
     </w:p>
     <w:p>
       <w:pPr>
-        <w:pStyle w:val="ListBullet"/>
+        <w:pStyle w:val="ListeMaddemi"/>
       </w:pPr>
       <w:r>
-        <w:t xml:space="preserve">Paralel persona analizi </w:t>
-      </w:r>
-      <w:proofErr w:type="spellStart"/>
-      <w:r>
-        <w:t>için</w:t>
-      </w:r>
-      <w:proofErr w:type="spellEnd"/>
-      <w:r>
-        <w:t xml:space="preserve"> </w:t>
-      </w:r>
-      <w:proofErr w:type="spellStart"/>
-      <w:r>
-        <w:t>ThreadPoolExecutor</w:t>
-      </w:r>
-      <w:proofErr w:type="spellEnd"/>
-      <w:r>
-        <w:t xml:space="preserve"> </w:t>
-      </w:r>
-      <w:proofErr w:type="spellStart"/>
-      <w:r>
-        <w:t>denemelerine</w:t>
-      </w:r>
-      <w:proofErr w:type="spellEnd"/>
-      <w:r>
-        <w:t xml:space="preserve"> </w:t>
-      </w:r>
-      <w:proofErr w:type="spellStart"/>
-      <w:r>
-        <w:t>başladı</w:t>
-      </w:r>
-      <w:proofErr w:type="spellEnd"/>
-      <w:r>
-        <w:t>.</w:t>
+        <w:t>Paralel persona analizi için ThreadPoolExecutor denemelerine başladı.</w:t>
       </w:r>
     </w:p>
     <w:p>
       <w:pPr>
-        <w:pStyle w:val="ListBullet"/>
+        <w:pStyle w:val="ListeMaddemi"/>
       </w:pPr>
       <w:r>
         <w:t>Video çekim ortamını ve anlatım dilini hazırladı.</w:t>
@@ -315,7 +238,7 @@
     </w:p>
     <w:p>
       <w:pPr>
-        <w:pStyle w:val="ListBullet"/>
+        <w:pStyle w:val="ListeMaddemi"/>
       </w:pPr>
       <w:r>
         <w:t>Skor tutarlılık testi yaklaşımını araştırdı.</w:t>
@@ -331,7 +254,7 @@
     </w:p>
     <w:p>
       <w:pPr>
-        <w:pStyle w:val="ListBullet"/>
+        <w:pStyle w:val="ListeMaddemi"/>
       </w:pPr>
       <w:r>
         <w:t>PDF görsel çıktı hatalarını inceledi.</w:t>
@@ -357,7 +280,7 @@
     </w:p>
     <w:p>
       <w:pPr>
-        <w:pStyle w:val="ListBullet"/>
+        <w:pStyle w:val="ListeMaddemi"/>
       </w:pPr>
       <w:r>
         <w:t>Gelişim Analitiği sayfası kapsamı netleştirildi (trend grafikleri).</w:t>
@@ -373,47 +296,15 @@
     </w:p>
     <w:p>
       <w:pPr>
-        <w:pStyle w:val="ListBullet"/>
+        <w:pStyle w:val="ListeMaddemi"/>
       </w:pPr>
       <w:r>
-        <w:t xml:space="preserve">Ajan hafızası entegrasyonunu kodladı; koordinatöre </w:t>
-      </w:r>
-      <w:proofErr w:type="spellStart"/>
-      <w:r>
-        <w:t>geçmiş</w:t>
-      </w:r>
-      <w:proofErr w:type="spellEnd"/>
-      <w:r>
-        <w:t xml:space="preserve"> </w:t>
-      </w:r>
-      <w:proofErr w:type="spellStart"/>
-      <w:r>
-        <w:t>rapor</w:t>
-      </w:r>
-      <w:proofErr w:type="spellEnd"/>
-      <w:r>
-        <w:t xml:space="preserve"> </w:t>
-      </w:r>
-      <w:proofErr w:type="spellStart"/>
-      <w:r>
-        <w:t>karşılaştırması</w:t>
-      </w:r>
-      <w:proofErr w:type="spellEnd"/>
-      <w:r>
-        <w:t xml:space="preserve"> </w:t>
-      </w:r>
-      <w:proofErr w:type="spellStart"/>
-      <w:r>
-        <w:t>eklendi</w:t>
-      </w:r>
-      <w:proofErr w:type="spellEnd"/>
-      <w:r>
-        <w:t>.</w:t>
+        <w:t>Ajan hafızası entegrasyonunu kodladı; koordinatöre geçmiş rapor karşılaştırması eklendi.</w:t>
       </w:r>
     </w:p>
     <w:p>
       <w:pPr>
-        <w:pStyle w:val="ListBullet"/>
+        <w:pStyle w:val="ListeMaddemi"/>
       </w:pPr>
       <w:r>
         <w:t>Video senaryo taslağını ekiple paylaştı.</w:t>
@@ -429,7 +320,7 @@
     </w:p>
     <w:p>
       <w:pPr>
-        <w:pStyle w:val="ListBullet"/>
+        <w:pStyle w:val="ListeMaddemi"/>
       </w:pPr>
       <w:r>
         <w:t>CSS kod önerisi özelliğinin kapsamını belirledi.</w:t>
@@ -445,7 +336,7 @@
     </w:p>
     <w:p>
       <w:pPr>
-        <w:pStyle w:val="ListBullet"/>
+        <w:pStyle w:val="ListeMaddemi"/>
       </w:pPr>
       <w:r>
         <w:t>Analitik sayfası için grafik tasarım önerileri verdi.</w:t>
@@ -471,7 +362,7 @@
     </w:p>
     <w:p>
       <w:pPr>
-        <w:pStyle w:val="ListBullet"/>
+        <w:pStyle w:val="ListeMaddemi"/>
       </w:pPr>
       <w:r>
         <w:t>Yeni özellikleri ürün açıklamasıyla tutarlılık açısından gözden geçirdi.</w:t>
@@ -487,40 +378,15 @@
     </w:p>
     <w:p>
       <w:pPr>
-        <w:pStyle w:val="ListBullet"/>
+        <w:pStyle w:val="ListeMaddemi"/>
       </w:pPr>
       <w:r>
-        <w:lastRenderedPageBreak/>
-        <w:t xml:space="preserve">Büyük güncelleme push'landı: paralel analiz (~%55 hızlanma), ajan hafızası + gelişim yorumu, Gelişim Analitiği sayfası, PDF Türkçe düzeltmeleri, pydantic şema doğrulaması, Playwright try-finally güvencesi; 4 ekran </w:t>
-      </w:r>
-      <w:proofErr w:type="spellStart"/>
-      <w:r>
-        <w:t>görüntüsü</w:t>
-      </w:r>
-      <w:proofErr w:type="spellEnd"/>
-      <w:r>
-        <w:t xml:space="preserve"> </w:t>
-      </w:r>
-      <w:proofErr w:type="spellStart"/>
-      <w:r>
-        <w:t>ve</w:t>
-      </w:r>
-      <w:proofErr w:type="spellEnd"/>
-      <w:r>
-        <w:t xml:space="preserve"> README </w:t>
-      </w:r>
-      <w:proofErr w:type="spellStart"/>
-      <w:r>
-        <w:t>güncellemesi</w:t>
-      </w:r>
-      <w:proofErr w:type="spellEnd"/>
-      <w:r>
-        <w:t>.</w:t>
+        <w:t>Büyük güncelleme push'landı: paralel analiz (~%55 hızlanma), ajan hafızası + gelişim yorumu, Gelişim Analitiği sayfası, PDF Türkçe düzeltmeleri, pydantic şema doğrulaması, Playwright try-finally güvencesi; 4 ekran görüntüsü ve README güncellemesi.</w:t>
       </w:r>
     </w:p>
     <w:p>
       <w:pPr>
-        <w:pStyle w:val="ListBullet"/>
+        <w:pStyle w:val="ListeMaddemi"/>
       </w:pPr>
       <w:r>
         <w:t>Uygulamanın son halini video çekimi için inceledi.</w:t>
@@ -536,7 +402,7 @@
     </w:p>
     <w:p>
       <w:pPr>
-        <w:pStyle w:val="ListBullet"/>
+        <w:pStyle w:val="ListeMaddemi"/>
       </w:pPr>
       <w:r>
         <w:t>Push'lanan değişikliklerin kod incelemesini planladı.</w:t>
@@ -552,7 +418,7 @@
     </w:p>
     <w:p>
       <w:pPr>
-        <w:pStyle w:val="ListBullet"/>
+        <w:pStyle w:val="ListeMaddemi"/>
       </w:pPr>
       <w:r>
         <w:t>Yeni sayfanın tasarım tutarlılığını kontrol etti.</w:t>
@@ -578,7 +444,7 @@
     </w:p>
     <w:p>
       <w:pPr>
-        <w:pStyle w:val="ListBullet"/>
+        <w:pStyle w:val="ListeMaddemi"/>
       </w:pPr>
       <w:r>
         <w:t>README Ürün Özellikleri bölümü 11 maddelik güncel setle yenilendi.</w:t>
@@ -594,47 +460,15 @@
     </w:p>
     <w:p>
       <w:pPr>
-        <w:pStyle w:val="ListBullet"/>
+        <w:pStyle w:val="ListeMaddemi"/>
       </w:pPr>
       <w:r>
-        <w:t xml:space="preserve">29.07 değişikliklerinin doğrulanmasına destek verdi; deploy için repo sahibi </w:t>
-      </w:r>
-      <w:proofErr w:type="spellStart"/>
-      <w:r>
-        <w:t>hesabı</w:t>
-      </w:r>
-      <w:proofErr w:type="spellEnd"/>
-      <w:r>
-        <w:t xml:space="preserve"> </w:t>
-      </w:r>
-      <w:proofErr w:type="spellStart"/>
-      <w:r>
-        <w:t>planı</w:t>
-      </w:r>
-      <w:proofErr w:type="spellEnd"/>
-      <w:r>
-        <w:t xml:space="preserve"> </w:t>
-      </w:r>
-      <w:proofErr w:type="spellStart"/>
-      <w:r>
-        <w:t>devreye</w:t>
-      </w:r>
-      <w:proofErr w:type="spellEnd"/>
-      <w:r>
-        <w:t xml:space="preserve"> </w:t>
-      </w:r>
-      <w:proofErr w:type="spellStart"/>
-      <w:r>
-        <w:t>alındı</w:t>
-      </w:r>
-      <w:proofErr w:type="spellEnd"/>
-      <w:r>
-        <w:t>.</w:t>
+        <w:t>29.07 değişikliklerinin doğrulanmasına destek verdi; deploy için repo sahibi hesabı planı devreye alındı.</w:t>
       </w:r>
     </w:p>
     <w:p>
       <w:pPr>
-        <w:pStyle w:val="ListBullet"/>
+        <w:pStyle w:val="ListeMaddemi"/>
       </w:pPr>
       <w:r>
         <w:t>Video senaryosu üzerinde çalıştı.</w:t>
@@ -650,7 +484,7 @@
     </w:p>
     <w:p>
       <w:pPr>
-        <w:pStyle w:val="ListBullet"/>
+        <w:pStyle w:val="ListeMaddemi"/>
       </w:pPr>
       <w:r>
         <w:t>Geri bildirim formu, CSS kod önerileri ve tutarlılık test aracı eklendi; işaretli görüntü tekrar hatası düzeltildi; Dockerfile + Chrome eklentisi fizibilite raporu yazıldı; deploy hazırlığı tamamlandı (kök bağımlılıklar, packages.txt, no-sandbox yaması). Engel: Streamlit Cloud'un repo Admin şartı — çözüm: sahip hesabından / fork'tan deploy.</w:t>
@@ -666,7 +500,7 @@
     </w:p>
     <w:p>
       <w:pPr>
-        <w:pStyle w:val="ListBullet"/>
+        <w:pStyle w:val="ListeMaddemi"/>
       </w:pPr>
       <w:r>
         <w:t>Sprint 3 kanıt ekran görüntülerini topladı.</w:t>
@@ -692,10 +526,10 @@
     </w:p>
     <w:p>
       <w:pPr>
-        <w:pStyle w:val="ListBullet"/>
+        <w:pStyle w:val="ListeMaddemi"/>
       </w:pPr>
       <w:r>
-        <w:t>[plan] Dogfooding gerçekleştirilecek; sonuç sunuma eklenecek.</w:t>
+        <w:t>Dogfooding gerçekleştirilecek; sonuç sunuma eklenecek.</w:t>
       </w:r>
     </w:p>
     <w:p>
@@ -708,43 +542,18 @@
     </w:p>
     <w:p>
       <w:pPr>
-        <w:pStyle w:val="ListBullet"/>
+        <w:pStyle w:val="ListeMaddemi"/>
       </w:pPr>
       <w:r>
-        <w:t xml:space="preserve">[plan] Deploy canlıya alınacak; canlı ortamda URL modu </w:t>
-      </w:r>
-      <w:proofErr w:type="spellStart"/>
-      <w:r>
-        <w:t>ve</w:t>
-      </w:r>
-      <w:proofErr w:type="spellEnd"/>
-      <w:r>
-        <w:t xml:space="preserve"> PDF </w:t>
-      </w:r>
-      <w:proofErr w:type="spellStart"/>
-      <w:r>
-        <w:t>testi</w:t>
-      </w:r>
-      <w:proofErr w:type="spellEnd"/>
-      <w:r>
-        <w:t xml:space="preserve"> </w:t>
-      </w:r>
-      <w:proofErr w:type="spellStart"/>
-      <w:r>
-        <w:t>yapılacak</w:t>
-      </w:r>
-      <w:proofErr w:type="spellEnd"/>
-      <w:r>
-        <w:t>.</w:t>
+        <w:t>Deploy canlıya alınacak; canlı ortamda URL modu ve PDF testi yapılacak.</w:t>
       </w:r>
     </w:p>
     <w:p>
       <w:pPr>
-        <w:pStyle w:val="ListBullet"/>
+        <w:pStyle w:val="ListeMaddemi"/>
       </w:pPr>
       <w:r>
-        <w:lastRenderedPageBreak/>
-        <w:t>[plan] Tanıtım videosu çekilecek (canlı uygulama üzerinden).</w:t>
+        <w:t xml:space="preserve"> Tanıtım videosu çekilecek (canlı uygulama üzerinden).</w:t>
       </w:r>
     </w:p>
     <w:p>
@@ -757,10 +566,10 @@
     </w:p>
     <w:p>
       <w:pPr>
-        <w:pStyle w:val="ListBullet"/>
+        <w:pStyle w:val="ListeMaddemi"/>
       </w:pPr>
       <w:r>
-        <w:t>[plan] Canlı test desteği; hata çıkarsa düzeltme push'ları.</w:t>
+        <w:t>Canlı test desteği; hata çıkarsa düzeltme push'ları.</w:t>
       </w:r>
     </w:p>
     <w:p>
@@ -773,10 +582,10 @@
     </w:p>
     <w:p>
       <w:pPr>
-        <w:pStyle w:val="ListBullet"/>
+        <w:pStyle w:val="ListeMaddemi"/>
       </w:pPr>
       <w:r>
-        <w:t>[plan] Video kurgusuna destek; ekran akışları.</w:t>
+        <w:t>Video kurgusuna destek; ekran akışları.</w:t>
       </w:r>
     </w:p>
     <w:p/>
@@ -799,10 +608,10 @@
     </w:p>
     <w:p>
       <w:pPr>
-        <w:pStyle w:val="ListBullet"/>
+        <w:pStyle w:val="ListeMaddemi"/>
       </w:pPr>
       <w:r>
-        <w:t>[plan] README son kontrol: canlı demo + video linkleri eklenecek.</w:t>
+        <w:t>README son kontrol: canlı demo + video linkleri eklenecek.</w:t>
       </w:r>
     </w:p>
     <w:p>
@@ -815,34 +624,18 @@
     </w:p>
     <w:p>
       <w:pPr>
-        <w:pStyle w:val="ListBullet"/>
+        <w:pStyle w:val="ListeMaddemi"/>
       </w:pPr>
       <w:r>
-        <w:t xml:space="preserve">[plan] Sprint 3 kanıtları tamamlanacak: board </w:t>
-      </w:r>
-      <w:proofErr w:type="spellStart"/>
-      <w:r>
-        <w:t>görüntüleri</w:t>
-      </w:r>
-      <w:proofErr w:type="spellEnd"/>
-      <w:r>
-        <w:t xml:space="preserve">, daily scrum </w:t>
-      </w:r>
-      <w:proofErr w:type="spellStart"/>
-      <w:r>
-        <w:t>belgesi</w:t>
-      </w:r>
-      <w:proofErr w:type="spellEnd"/>
-      <w:r>
-        <w:t>.</w:t>
+        <w:t>Sprint 3 kanıtları tamamlanacak: board görüntüleri, daily scrum belgesi.</w:t>
       </w:r>
     </w:p>
     <w:p>
       <w:pPr>
-        <w:pStyle w:val="ListBullet"/>
+        <w:pStyle w:val="ListeMaddemi"/>
       </w:pPr>
       <w:r>
-        <w:t>[plan] Video YouTube'a yüklenecek, link paylaşılacak.</w:t>
+        <w:t>Video YouTube'a yüklenecek, link paylaşılacak.</w:t>
       </w:r>
     </w:p>
     <w:p>
@@ -855,10 +648,10 @@
     </w:p>
     <w:p>
       <w:pPr>
-        <w:pStyle w:val="ListBullet"/>
+        <w:pStyle w:val="ListeMaddemi"/>
       </w:pPr>
       <w:r>
-        <w:t>[plan] Galeri örnekleri repoya eklenecek; son push kontrolleri.</w:t>
+        <w:t>Galeri örnekleri repoya eklenecek; son push kontrolleri.</w:t>
       </w:r>
     </w:p>
     <w:p>
@@ -871,10 +664,10 @@
     </w:p>
     <w:p>
       <w:pPr>
-        <w:pStyle w:val="ListBullet"/>
+        <w:pStyle w:val="ListeMaddemi"/>
       </w:pPr>
       <w:r>
-        <w:t>[plan] Kapanış ekran görüntüleri.</w:t>
+        <w:t>Kapanış ekran görüntüleri.</w:t>
       </w:r>
     </w:p>
     <w:p/>
@@ -897,10 +690,10 @@
     </w:p>
     <w:p>
       <w:pPr>
-        <w:pStyle w:val="ListBullet"/>
+        <w:pStyle w:val="ListeMaddemi"/>
       </w:pPr>
       <w:r>
-        <w:t>[plan] Sprint Review + Retrospective güncellenecek; README final.</w:t>
+        <w:t>Sprint Review + Retrospective güncellenecek; README final.</w:t>
       </w:r>
     </w:p>
     <w:p>
@@ -913,10 +706,10 @@
     </w:p>
     <w:p>
       <w:pPr>
-        <w:pStyle w:val="ListBullet"/>
+        <w:pStyle w:val="ListeMaddemi"/>
       </w:pPr>
       <w:r>
-        <w:t>[plan] Ürün Teslim Formu doldurulacak (repo + video + canlı link)</w:t>
+        <w:t>Ürün Teslim Formu doldurulacak (repo + video + canlı link)</w:t>
       </w:r>
       <w:r>
         <w:t>.</w:t>
@@ -924,10 +717,10 @@
     </w:p>
     <w:p>
       <w:pPr>
-        <w:pStyle w:val="ListBullet"/>
+        <w:pStyle w:val="ListeMaddemi"/>
       </w:pPr>
       <w:r>
-        <w:t>[plan] Teslim öncesi video linki doğrulaması.</w:t>
+        <w:t>Teslim öncesi video linki doğrulaması.</w:t>
       </w:r>
     </w:p>
     <w:p>
@@ -940,10 +733,10 @@
     </w:p>
     <w:p>
       <w:pPr>
-        <w:pStyle w:val="ListBullet"/>
+        <w:pStyle w:val="ListeMaddemi"/>
       </w:pPr>
       <w:r>
-        <w:t>[plan] Son push ve repo son durum kontrolü.</w:t>
+        <w:t>Son push ve repo son durum kontrolü.</w:t>
       </w:r>
     </w:p>
     <w:p>
@@ -956,20 +749,24 @@
     </w:p>
     <w:p>
       <w:pPr>
-        <w:pStyle w:val="ListBullet"/>
+        <w:pStyle w:val="ListeMaddemi"/>
       </w:pPr>
       <w:r>
-        <w:lastRenderedPageBreak/>
-        <w:t>[plan] Teslim sonrası Top 10 sunum hazırlığı başlangıcı.</w:t>
+        <w:t>Teslim sonrası Top 10 sunum hazırlığı başlangıcı.</w:t>
       </w:r>
     </w:p>
     <w:p/>
     <w:p>
+      <w:pPr>
+        <w:rPr>
+          <w:i/>
+        </w:rPr>
+      </w:pPr>
       <w:r>
         <w:rPr>
           <w:i/>
         </w:rPr>
-        <w:t>Ek: WhatsApp konuşma ekran görüntüleri (opsiyonel)</w:t>
+        <w:t>Ek: WhatsApp konuşma ekran görüntüleri</w:t>
       </w:r>
       <w:r>
         <w:rPr>
@@ -978,6 +775,286 @@
         <w:t>:</w:t>
       </w:r>
     </w:p>
+    <w:p>
+      <w:pPr>
+        <w:rPr>
+          <w:i/>
+        </w:rPr>
+      </w:pPr>
+      <w:r>
+        <w:rPr>
+          <w:noProof/>
+        </w:rPr>
+        <w:drawing>
+          <wp:inline distT="0" distB="0" distL="0" distR="0" wp14:anchorId="5398493A" wp14:editId="523FEFEC">
+            <wp:extent cx="3078480" cy="5953902"/>
+            <wp:effectExtent l="0" t="0" r="7620" b="8890"/>
+            <wp:docPr id="1848314032" name="Resim 5"/>
+            <wp:cNvGraphicFramePr>
+              <a:graphicFrameLocks xmlns:a="http://schemas.openxmlformats.org/drawingml/2006/main" noChangeAspect="1"/>
+            </wp:cNvGraphicFramePr>
+            <a:graphic xmlns:a="http://schemas.openxmlformats.org/drawingml/2006/main">
+              <a:graphicData uri="http://schemas.openxmlformats.org/drawingml/2006/picture">
+                <pic:pic xmlns:pic="http://schemas.openxmlformats.org/drawingml/2006/picture">
+                  <pic:nvPicPr>
+                    <pic:cNvPr id="1848314032" name="Resim 1848314032"/>
+                    <pic:cNvPicPr/>
+                  </pic:nvPicPr>
+                  <pic:blipFill>
+                    <a:blip r:embed="rId6"/>
+                    <a:stretch>
+                      <a:fillRect/>
+                    </a:stretch>
+                  </pic:blipFill>
+                  <pic:spPr>
+                    <a:xfrm>
+                      <a:off x="0" y="0"/>
+                      <a:ext cx="3081933" cy="5960581"/>
+                    </a:xfrm>
+                    <a:prstGeom prst="rect">
+                      <a:avLst/>
+                    </a:prstGeom>
+                  </pic:spPr>
+                </pic:pic>
+              </a:graphicData>
+            </a:graphic>
+          </wp:inline>
+        </w:drawing>
+      </w:r>
+    </w:p>
+    <w:p>
+      <w:pPr>
+        <w:rPr>
+          <w:i/>
+        </w:rPr>
+      </w:pPr>
+    </w:p>
+    <w:p>
+      <w:pPr>
+        <w:rPr>
+          <w:i/>
+        </w:rPr>
+      </w:pPr>
+    </w:p>
+    <w:p>
+      <w:pPr>
+        <w:rPr>
+          <w:i/>
+        </w:rPr>
+      </w:pPr>
+    </w:p>
+    <w:p>
+      <w:pPr>
+        <w:rPr>
+          <w:i/>
+        </w:rPr>
+      </w:pPr>
+    </w:p>
+    <w:p>
+      <w:pPr>
+        <w:rPr>
+          <w:i/>
+        </w:rPr>
+      </w:pPr>
+      <w:r>
+        <w:rPr>
+          <w:noProof/>
+        </w:rPr>
+        <w:drawing>
+          <wp:inline distT="0" distB="0" distL="0" distR="0" wp14:anchorId="3BDC0257" wp14:editId="3F5A8F2F">
+            <wp:extent cx="2758440" cy="5353307"/>
+            <wp:effectExtent l="0" t="0" r="3810" b="0"/>
+            <wp:docPr id="471113962" name="Resim 4"/>
+            <wp:cNvGraphicFramePr>
+              <a:graphicFrameLocks xmlns:a="http://schemas.openxmlformats.org/drawingml/2006/main" noChangeAspect="1"/>
+            </wp:cNvGraphicFramePr>
+            <a:graphic xmlns:a="http://schemas.openxmlformats.org/drawingml/2006/main">
+              <a:graphicData uri="http://schemas.openxmlformats.org/drawingml/2006/picture">
+                <pic:pic xmlns:pic="http://schemas.openxmlformats.org/drawingml/2006/picture">
+                  <pic:nvPicPr>
+                    <pic:cNvPr id="471113962" name="Resim 471113962"/>
+                    <pic:cNvPicPr/>
+                  </pic:nvPicPr>
+                  <pic:blipFill>
+                    <a:blip r:embed="rId7"/>
+                    <a:stretch>
+                      <a:fillRect/>
+                    </a:stretch>
+                  </pic:blipFill>
+                  <pic:spPr>
+                    <a:xfrm>
+                      <a:off x="0" y="0"/>
+                      <a:ext cx="2760440" cy="5357189"/>
+                    </a:xfrm>
+                    <a:prstGeom prst="rect">
+                      <a:avLst/>
+                    </a:prstGeom>
+                  </pic:spPr>
+                </pic:pic>
+              </a:graphicData>
+            </a:graphic>
+          </wp:inline>
+        </w:drawing>
+      </w:r>
+    </w:p>
+    <w:p>
+      <w:pPr>
+        <w:rPr>
+          <w:i/>
+        </w:rPr>
+      </w:pPr>
+    </w:p>
+    <w:p>
+      <w:pPr>
+        <w:rPr>
+          <w:i/>
+        </w:rPr>
+      </w:pPr>
+      <w:r>
+        <w:rPr>
+          <w:noProof/>
+        </w:rPr>
+        <w:drawing>
+          <wp:inline distT="0" distB="0" distL="0" distR="0" wp14:anchorId="04E33E1A" wp14:editId="1CD2199B">
+            <wp:extent cx="2841665" cy="5501640"/>
+            <wp:effectExtent l="0" t="0" r="0" b="3810"/>
+            <wp:docPr id="1597971435" name="Resim 3"/>
+            <wp:cNvGraphicFramePr>
+              <a:graphicFrameLocks xmlns:a="http://schemas.openxmlformats.org/drawingml/2006/main" noChangeAspect="1"/>
+            </wp:cNvGraphicFramePr>
+            <a:graphic xmlns:a="http://schemas.openxmlformats.org/drawingml/2006/main">
+              <a:graphicData uri="http://schemas.openxmlformats.org/drawingml/2006/picture">
+                <pic:pic xmlns:pic="http://schemas.openxmlformats.org/drawingml/2006/picture">
+                  <pic:nvPicPr>
+                    <pic:cNvPr id="1597971435" name="Resim 1597971435"/>
+                    <pic:cNvPicPr/>
+                  </pic:nvPicPr>
+                  <pic:blipFill>
+                    <a:blip r:embed="rId8"/>
+                    <a:stretch>
+                      <a:fillRect/>
+                    </a:stretch>
+                  </pic:blipFill>
+                  <pic:spPr>
+                    <a:xfrm>
+                      <a:off x="0" y="0"/>
+                      <a:ext cx="2846695" cy="5511379"/>
+                    </a:xfrm>
+                    <a:prstGeom prst="rect">
+                      <a:avLst/>
+                    </a:prstGeom>
+                  </pic:spPr>
+                </pic:pic>
+              </a:graphicData>
+            </a:graphic>
+          </wp:inline>
+        </w:drawing>
+      </w:r>
+    </w:p>
+    <w:p>
+      <w:pPr>
+        <w:rPr>
+          <w:i/>
+        </w:rPr>
+      </w:pPr>
+    </w:p>
+    <w:p>
+      <w:pPr>
+        <w:rPr>
+          <w:i/>
+        </w:rPr>
+      </w:pPr>
+    </w:p>
+    <w:p>
+      <w:pPr>
+        <w:rPr>
+          <w:i/>
+        </w:rPr>
+      </w:pPr>
+    </w:p>
+    <w:p>
+      <w:pPr>
+        <w:rPr>
+          <w:i/>
+        </w:rPr>
+      </w:pPr>
+    </w:p>
+    <w:p>
+      <w:pPr>
+        <w:rPr>
+          <w:i/>
+        </w:rPr>
+      </w:pPr>
+    </w:p>
+    <w:p>
+      <w:pPr>
+        <w:rPr>
+          <w:i/>
+        </w:rPr>
+      </w:pPr>
+    </w:p>
+    <w:p>
+      <w:pPr>
+        <w:rPr>
+          <w:i/>
+        </w:rPr>
+      </w:pPr>
+    </w:p>
+    <w:p>
+      <w:pPr>
+        <w:rPr>
+          <w:i/>
+        </w:rPr>
+      </w:pPr>
+    </w:p>
+    <w:p>
+      <w:pPr>
+        <w:rPr>
+          <w:i/>
+        </w:rPr>
+      </w:pPr>
+      <w:r>
+        <w:rPr>
+          <w:noProof/>
+        </w:rPr>
+        <w:drawing>
+          <wp:inline distT="0" distB="0" distL="0" distR="0" wp14:anchorId="1898EB05" wp14:editId="7958798A">
+            <wp:extent cx="2763992" cy="5356860"/>
+            <wp:effectExtent l="0" t="0" r="0" b="0"/>
+            <wp:docPr id="281300537" name="Resim 2"/>
+            <wp:cNvGraphicFramePr>
+              <a:graphicFrameLocks xmlns:a="http://schemas.openxmlformats.org/drawingml/2006/main" noChangeAspect="1"/>
+            </wp:cNvGraphicFramePr>
+            <a:graphic xmlns:a="http://schemas.openxmlformats.org/drawingml/2006/main">
+              <a:graphicData uri="http://schemas.openxmlformats.org/drawingml/2006/picture">
+                <pic:pic xmlns:pic="http://schemas.openxmlformats.org/drawingml/2006/picture">
+                  <pic:nvPicPr>
+                    <pic:cNvPr id="281300537" name="Resim 281300537"/>
+                    <pic:cNvPicPr/>
+                  </pic:nvPicPr>
+                  <pic:blipFill>
+                    <a:blip r:embed="rId9"/>
+                    <a:stretch>
+                      <a:fillRect/>
+                    </a:stretch>
+                  </pic:blipFill>
+                  <pic:spPr>
+                    <a:xfrm>
+                      <a:off x="0" y="0"/>
+                      <a:ext cx="2774972" cy="5378140"/>
+                    </a:xfrm>
+                    <a:prstGeom prst="rect">
+                      <a:avLst/>
+                    </a:prstGeom>
+                  </pic:spPr>
+                </pic:pic>
+              </a:graphicData>
+            </a:graphic>
+          </wp:inline>
+        </w:drawing>
+      </w:r>
+    </w:p>
+    <w:p/>
     <w:sectPr>
       <w:pgSz w:w="12240" w:h="15840"/>
       <w:pgMar w:top="1440" w:right="1800" w:bottom="1440" w:left="1800" w:header="720" w:footer="720" w:gutter="0"/>
@@ -1031,7 +1108,7 @@
     <w:lvl w:ilvl="0">
       <w:start w:val="1"/>
       <w:numFmt w:val="decimal"/>
-      <w:pStyle w:val="ListNumber3"/>
+      <w:pStyle w:val="ListeNumaras3"/>
       <w:lvlText w:val="%1."/>
       <w:lvlJc w:val="left"/>
       <w:pPr>
@@ -1049,7 +1126,7 @@
     <w:lvl w:ilvl="0">
       <w:start w:val="1"/>
       <w:numFmt w:val="decimal"/>
-      <w:pStyle w:val="ListNumber2"/>
+      <w:pStyle w:val="ListeNumaras2"/>
       <w:lvlText w:val="%1."/>
       <w:lvlJc w:val="left"/>
       <w:pPr>
@@ -1087,7 +1164,7 @@
     <w:lvl w:ilvl="0">
       <w:start w:val="1"/>
       <w:numFmt w:val="bullet"/>
-      <w:pStyle w:val="ListBullet3"/>
+      <w:pStyle w:val="ListeMaddemi3"/>
       <w:lvlText w:val=""/>
       <w:lvlJc w:val="left"/>
       <w:pPr>
@@ -1108,7 +1185,7 @@
     <w:lvl w:ilvl="0">
       <w:start w:val="1"/>
       <w:numFmt w:val="bullet"/>
-      <w:pStyle w:val="ListBullet2"/>
+      <w:pStyle w:val="ListeMaddemi2"/>
       <w:lvlText w:val=""/>
       <w:lvlJc w:val="left"/>
       <w:pPr>
@@ -1129,7 +1206,7 @@
     <w:lvl w:ilvl="0">
       <w:start w:val="1"/>
       <w:numFmt w:val="decimal"/>
-      <w:pStyle w:val="ListNumber"/>
+      <w:pStyle w:val="ListeNumaras"/>
       <w:lvlText w:val="%1."/>
       <w:lvlJc w:val="left"/>
       <w:pPr>
@@ -1147,7 +1224,7 @@
     <w:lvl w:ilvl="0">
       <w:start w:val="1"/>
       <w:numFmt w:val="bullet"/>
-      <w:pStyle w:val="ListBullet"/>
+      <w:pStyle w:val="ListeMaddemi"/>
       <w:lvlText w:val=""/>
       <w:lvlJc w:val="left"/>
       <w:pPr>
@@ -1582,11 +1659,11 @@
     <w:qFormat/>
     <w:rsid w:val="00FC693F"/>
   </w:style>
-  <w:style w:type="paragraph" w:styleId="Heading1">
+  <w:style w:type="paragraph" w:styleId="Balk1">
     <w:name w:val="heading 1"/>
     <w:basedOn w:val="Normal"/>
     <w:next w:val="Normal"/>
-    <w:link w:val="Heading1Char"/>
+    <w:link w:val="Balk1Char"/>
     <w:uiPriority w:val="9"/>
     <w:qFormat/>
     <w:rsid w:val="00FC693F"/>
@@ -1605,11 +1682,11 @@
       <w:szCs w:val="28"/>
     </w:rPr>
   </w:style>
-  <w:style w:type="paragraph" w:styleId="Heading2">
+  <w:style w:type="paragraph" w:styleId="Balk2">
     <w:name w:val="heading 2"/>
     <w:basedOn w:val="Normal"/>
     <w:next w:val="Normal"/>
-    <w:link w:val="Heading2Char"/>
+    <w:link w:val="Balk2Char"/>
     <w:uiPriority w:val="9"/>
     <w:unhideWhenUsed/>
     <w:qFormat/>
@@ -1629,11 +1706,11 @@
       <w:szCs w:val="26"/>
     </w:rPr>
   </w:style>
-  <w:style w:type="paragraph" w:styleId="Heading3">
+  <w:style w:type="paragraph" w:styleId="Balk3">
     <w:name w:val="heading 3"/>
     <w:basedOn w:val="Normal"/>
     <w:next w:val="Normal"/>
-    <w:link w:val="Heading3Char"/>
+    <w:link w:val="Balk3Char"/>
     <w:uiPriority w:val="9"/>
     <w:unhideWhenUsed/>
     <w:qFormat/>
@@ -1651,11 +1728,11 @@
       <w:color w:val="4F81BD" w:themeColor="accent1"/>
     </w:rPr>
   </w:style>
-  <w:style w:type="paragraph" w:styleId="Heading4">
+  <w:style w:type="paragraph" w:styleId="Balk4">
     <w:name w:val="heading 4"/>
     <w:basedOn w:val="Normal"/>
     <w:next w:val="Normal"/>
-    <w:link w:val="Heading4Char"/>
+    <w:link w:val="Balk4Char"/>
     <w:uiPriority w:val="9"/>
     <w:semiHidden/>
     <w:unhideWhenUsed/>
@@ -1676,11 +1753,11 @@
       <w:color w:val="4F81BD" w:themeColor="accent1"/>
     </w:rPr>
   </w:style>
-  <w:style w:type="paragraph" w:styleId="Heading5">
+  <w:style w:type="paragraph" w:styleId="Balk5">
     <w:name w:val="heading 5"/>
     <w:basedOn w:val="Normal"/>
     <w:next w:val="Normal"/>
-    <w:link w:val="Heading5Char"/>
+    <w:link w:val="Balk5Char"/>
     <w:uiPriority w:val="9"/>
     <w:semiHidden/>
     <w:unhideWhenUsed/>
@@ -1697,11 +1774,11 @@
       <w:color w:val="243F60" w:themeColor="accent1" w:themeShade="7F"/>
     </w:rPr>
   </w:style>
-  <w:style w:type="paragraph" w:styleId="Heading6">
+  <w:style w:type="paragraph" w:styleId="Balk6">
     <w:name w:val="heading 6"/>
     <w:basedOn w:val="Normal"/>
     <w:next w:val="Normal"/>
-    <w:link w:val="Heading6Char"/>
+    <w:link w:val="Balk6Char"/>
     <w:uiPriority w:val="9"/>
     <w:semiHidden/>
     <w:unhideWhenUsed/>
@@ -1720,11 +1797,11 @@
       <w:color w:val="243F60" w:themeColor="accent1" w:themeShade="7F"/>
     </w:rPr>
   </w:style>
-  <w:style w:type="paragraph" w:styleId="Heading7">
+  <w:style w:type="paragraph" w:styleId="Balk7">
     <w:name w:val="heading 7"/>
     <w:basedOn w:val="Normal"/>
     <w:next w:val="Normal"/>
-    <w:link w:val="Heading7Char"/>
+    <w:link w:val="Balk7Char"/>
     <w:uiPriority w:val="9"/>
     <w:semiHidden/>
     <w:unhideWhenUsed/>
@@ -1743,11 +1820,11 @@
       <w:color w:val="404040" w:themeColor="text1" w:themeTint="BF"/>
     </w:rPr>
   </w:style>
-  <w:style w:type="paragraph" w:styleId="Heading8">
+  <w:style w:type="paragraph" w:styleId="Balk8">
     <w:name w:val="heading 8"/>
     <w:basedOn w:val="Normal"/>
     <w:next w:val="Normal"/>
-    <w:link w:val="Heading8Char"/>
+    <w:link w:val="Balk8Char"/>
     <w:uiPriority w:val="9"/>
     <w:semiHidden/>
     <w:unhideWhenUsed/>
@@ -1766,11 +1843,11 @@
       <w:szCs w:val="20"/>
     </w:rPr>
   </w:style>
-  <w:style w:type="paragraph" w:styleId="Heading9">
+  <w:style w:type="paragraph" w:styleId="Balk9">
     <w:name w:val="heading 9"/>
     <w:basedOn w:val="Normal"/>
     <w:next w:val="Normal"/>
-    <w:link w:val="Heading9Char"/>
+    <w:link w:val="Balk9Char"/>
     <w:uiPriority w:val="9"/>
     <w:semiHidden/>
     <w:unhideWhenUsed/>
@@ -1791,13 +1868,13 @@
       <w:szCs w:val="20"/>
     </w:rPr>
   </w:style>
-  <w:style w:type="character" w:default="1" w:styleId="DefaultParagraphFont">
+  <w:style w:type="character" w:default="1" w:styleId="VarsaylanParagrafYazTipi">
     <w:name w:val="Default Paragraph Font"/>
     <w:uiPriority w:val="1"/>
     <w:semiHidden/>
     <w:unhideWhenUsed/>
   </w:style>
-  <w:style w:type="table" w:default="1" w:styleId="TableNormal">
+  <w:style w:type="table" w:default="1" w:styleId="NormalTablo">
     <w:name w:val="Normal Table"/>
     <w:uiPriority w:val="99"/>
     <w:semiHidden/>
@@ -1812,16 +1889,16 @@
       </w:tblCellMar>
     </w:tblPr>
   </w:style>
-  <w:style w:type="numbering" w:default="1" w:styleId="NoList">
+  <w:style w:type="numbering" w:default="1" w:styleId="ListeYok">
     <w:name w:val="No List"/>
     <w:uiPriority w:val="99"/>
     <w:semiHidden/>
     <w:unhideWhenUsed/>
   </w:style>
-  <w:style w:type="paragraph" w:styleId="Header">
+  <w:style w:type="paragraph" w:styleId="stBilgi">
     <w:name w:val="header"/>
     <w:basedOn w:val="Normal"/>
-    <w:link w:val="HeaderChar"/>
+    <w:link w:val="stBilgiChar"/>
     <w:uiPriority w:val="99"/>
     <w:unhideWhenUsed/>
     <w:rsid w:val="00E618BF"/>
@@ -1833,17 +1910,17 @@
       <w:spacing w:after="0" w:line="240" w:lineRule="auto"/>
     </w:pPr>
   </w:style>
-  <w:style w:type="character" w:customStyle="1" w:styleId="HeaderChar">
-    <w:name w:val="Header Char"/>
-    <w:basedOn w:val="DefaultParagraphFont"/>
-    <w:link w:val="Header"/>
+  <w:style w:type="character" w:customStyle="1" w:styleId="stBilgiChar">
+    <w:name w:val="Üst Bilgi Char"/>
+    <w:basedOn w:val="VarsaylanParagrafYazTipi"/>
+    <w:link w:val="stBilgi"/>
     <w:uiPriority w:val="99"/>
     <w:rsid w:val="00E618BF"/>
   </w:style>
-  <w:style w:type="paragraph" w:styleId="Footer">
+  <w:style w:type="paragraph" w:styleId="AltBilgi">
     <w:name w:val="footer"/>
     <w:basedOn w:val="Normal"/>
-    <w:link w:val="FooterChar"/>
+    <w:link w:val="AltBilgiChar"/>
     <w:uiPriority w:val="99"/>
     <w:unhideWhenUsed/>
     <w:rsid w:val="00E618BF"/>
@@ -1855,14 +1932,14 @@
       <w:spacing w:after="0" w:line="240" w:lineRule="auto"/>
     </w:pPr>
   </w:style>
-  <w:style w:type="character" w:customStyle="1" w:styleId="FooterChar">
-    <w:name w:val="Footer Char"/>
-    <w:basedOn w:val="DefaultParagraphFont"/>
-    <w:link w:val="Footer"/>
+  <w:style w:type="character" w:customStyle="1" w:styleId="AltBilgiChar">
+    <w:name w:val="Alt Bilgi Char"/>
+    <w:basedOn w:val="VarsaylanParagrafYazTipi"/>
+    <w:link w:val="AltBilgi"/>
     <w:uiPriority w:val="99"/>
     <w:rsid w:val="00E618BF"/>
   </w:style>
-  <w:style w:type="paragraph" w:styleId="NoSpacing">
+  <w:style w:type="paragraph" w:styleId="AralkYok">
     <w:name w:val="No Spacing"/>
     <w:uiPriority w:val="1"/>
     <w:qFormat/>
@@ -1871,10 +1948,10 @@
       <w:spacing w:after="0" w:line="240" w:lineRule="auto"/>
     </w:pPr>
   </w:style>
-  <w:style w:type="character" w:customStyle="1" w:styleId="Heading1Char">
-    <w:name w:val="Heading 1 Char"/>
-    <w:basedOn w:val="DefaultParagraphFont"/>
-    <w:link w:val="Heading1"/>
+  <w:style w:type="character" w:customStyle="1" w:styleId="Balk1Char">
+    <w:name w:val="Başlık 1 Char"/>
+    <w:basedOn w:val="VarsaylanParagrafYazTipi"/>
+    <w:link w:val="Balk1"/>
     <w:uiPriority w:val="9"/>
     <w:rsid w:val="00FC693F"/>
     <w:rPr>
@@ -1886,10 +1963,10 @@
       <w:szCs w:val="28"/>
     </w:rPr>
   </w:style>
-  <w:style w:type="character" w:customStyle="1" w:styleId="Heading2Char">
-    <w:name w:val="Heading 2 Char"/>
-    <w:basedOn w:val="DefaultParagraphFont"/>
-    <w:link w:val="Heading2"/>
+  <w:style w:type="character" w:customStyle="1" w:styleId="Balk2Char">
+    <w:name w:val="Başlık 2 Char"/>
+    <w:basedOn w:val="VarsaylanParagrafYazTipi"/>
+    <w:link w:val="Balk2"/>
     <w:uiPriority w:val="9"/>
     <w:rsid w:val="00FC693F"/>
     <w:rPr>
@@ -1901,10 +1978,10 @@
       <w:szCs w:val="26"/>
     </w:rPr>
   </w:style>
-  <w:style w:type="character" w:customStyle="1" w:styleId="Heading3Char">
-    <w:name w:val="Heading 3 Char"/>
-    <w:basedOn w:val="DefaultParagraphFont"/>
-    <w:link w:val="Heading3"/>
+  <w:style w:type="character" w:customStyle="1" w:styleId="Balk3Char">
+    <w:name w:val="Başlık 3 Char"/>
+    <w:basedOn w:val="VarsaylanParagrafYazTipi"/>
+    <w:link w:val="Balk3"/>
     <w:uiPriority w:val="9"/>
     <w:rsid w:val="00FC693F"/>
     <w:rPr>
@@ -1914,11 +1991,11 @@
       <w:color w:val="4F81BD" w:themeColor="accent1"/>
     </w:rPr>
   </w:style>
-  <w:style w:type="paragraph" w:styleId="Title">
+  <w:style w:type="paragraph" w:styleId="KonuBal">
     <w:name w:val="Title"/>
     <w:basedOn w:val="Normal"/>
     <w:next w:val="Normal"/>
-    <w:link w:val="TitleChar"/>
+    <w:link w:val="KonuBalChar"/>
     <w:uiPriority w:val="10"/>
     <w:qFormat/>
     <w:rsid w:val="00FC693F"/>
@@ -1938,10 +2015,10 @@
       <w:szCs w:val="52"/>
     </w:rPr>
   </w:style>
-  <w:style w:type="character" w:customStyle="1" w:styleId="TitleChar">
-    <w:name w:val="Title Char"/>
-    <w:basedOn w:val="DefaultParagraphFont"/>
-    <w:link w:val="Title"/>
+  <w:style w:type="character" w:customStyle="1" w:styleId="KonuBalChar">
+    <w:name w:val="Konu Başlığı Char"/>
+    <w:basedOn w:val="VarsaylanParagrafYazTipi"/>
+    <w:link w:val="KonuBal"/>
     <w:uiPriority w:val="10"/>
     <w:rsid w:val="00FC693F"/>
     <w:rPr>
@@ -1953,11 +2030,11 @@
       <w:szCs w:val="52"/>
     </w:rPr>
   </w:style>
-  <w:style w:type="paragraph" w:styleId="Subtitle">
+  <w:style w:type="paragraph" w:styleId="Altyaz">
     <w:name w:val="Subtitle"/>
     <w:basedOn w:val="Normal"/>
     <w:next w:val="Normal"/>
-    <w:link w:val="SubtitleChar"/>
+    <w:link w:val="AltyazChar"/>
     <w:uiPriority w:val="11"/>
     <w:qFormat/>
     <w:rsid w:val="00FC693F"/>
@@ -1976,10 +2053,10 @@
       <w:szCs w:val="24"/>
     </w:rPr>
   </w:style>
-  <w:style w:type="character" w:customStyle="1" w:styleId="SubtitleChar">
-    <w:name w:val="Subtitle Char"/>
-    <w:basedOn w:val="DefaultParagraphFont"/>
-    <w:link w:val="Subtitle"/>
+  <w:style w:type="character" w:customStyle="1" w:styleId="AltyazChar">
+    <w:name w:val="Altyazı Char"/>
+    <w:basedOn w:val="VarsaylanParagrafYazTipi"/>
+    <w:link w:val="Altyaz"/>
     <w:uiPriority w:val="11"/>
     <w:rsid w:val="00FC693F"/>
     <w:rPr>
@@ -1992,7 +2069,7 @@
       <w:szCs w:val="24"/>
     </w:rPr>
   </w:style>
-  <w:style w:type="paragraph" w:styleId="ListParagraph">
+  <w:style w:type="paragraph" w:styleId="ListeParagraf">
     <w:name w:val="List Paragraph"/>
     <w:basedOn w:val="Normal"/>
     <w:uiPriority w:val="34"/>
@@ -2003,10 +2080,10 @@
       <w:contextualSpacing/>
     </w:pPr>
   </w:style>
-  <w:style w:type="paragraph" w:styleId="BodyText">
+  <w:style w:type="paragraph" w:styleId="GvdeMetni">
     <w:name w:val="Body Text"/>
     <w:basedOn w:val="Normal"/>
-    <w:link w:val="BodyTextChar"/>
+    <w:link w:val="GvdeMetniChar"/>
     <w:uiPriority w:val="99"/>
     <w:unhideWhenUsed/>
     <w:rsid w:val="00AA1D8D"/>
@@ -2014,17 +2091,17 @@
       <w:spacing w:after="120"/>
     </w:pPr>
   </w:style>
-  <w:style w:type="character" w:customStyle="1" w:styleId="BodyTextChar">
-    <w:name w:val="Body Text Char"/>
-    <w:basedOn w:val="DefaultParagraphFont"/>
-    <w:link w:val="BodyText"/>
+  <w:style w:type="character" w:customStyle="1" w:styleId="GvdeMetniChar">
+    <w:name w:val="Gövde Metni Char"/>
+    <w:basedOn w:val="VarsaylanParagrafYazTipi"/>
+    <w:link w:val="GvdeMetni"/>
     <w:uiPriority w:val="99"/>
     <w:rsid w:val="00AA1D8D"/>
   </w:style>
-  <w:style w:type="paragraph" w:styleId="BodyText2">
+  <w:style w:type="paragraph" w:styleId="GvdeMetni2">
     <w:name w:val="Body Text 2"/>
     <w:basedOn w:val="Normal"/>
-    <w:link w:val="BodyText2Char"/>
+    <w:link w:val="GvdeMetni2Char"/>
     <w:uiPriority w:val="99"/>
     <w:unhideWhenUsed/>
     <w:rsid w:val="00AA1D8D"/>
@@ -2032,17 +2109,17 @@
       <w:spacing w:after="120" w:line="480" w:lineRule="auto"/>
     </w:pPr>
   </w:style>
-  <w:style w:type="character" w:customStyle="1" w:styleId="BodyText2Char">
-    <w:name w:val="Body Text 2 Char"/>
-    <w:basedOn w:val="DefaultParagraphFont"/>
-    <w:link w:val="BodyText2"/>
+  <w:style w:type="character" w:customStyle="1" w:styleId="GvdeMetni2Char">
+    <w:name w:val="Gövde Metni 2 Char"/>
+    <w:basedOn w:val="VarsaylanParagrafYazTipi"/>
+    <w:link w:val="GvdeMetni2"/>
     <w:uiPriority w:val="99"/>
     <w:rsid w:val="00AA1D8D"/>
   </w:style>
-  <w:style w:type="paragraph" w:styleId="BodyText3">
+  <w:style w:type="paragraph" w:styleId="GvdeMetni3">
     <w:name w:val="Body Text 3"/>
     <w:basedOn w:val="Normal"/>
-    <w:link w:val="BodyText3Char"/>
+    <w:link w:val="GvdeMetni3Char"/>
     <w:uiPriority w:val="99"/>
     <w:unhideWhenUsed/>
     <w:rsid w:val="00AA1D8D"/>
@@ -2054,10 +2131,10 @@
       <w:szCs w:val="16"/>
     </w:rPr>
   </w:style>
-  <w:style w:type="character" w:customStyle="1" w:styleId="BodyText3Char">
-    <w:name w:val="Body Text 3 Char"/>
-    <w:basedOn w:val="DefaultParagraphFont"/>
-    <w:link w:val="BodyText3"/>
+  <w:style w:type="character" w:customStyle="1" w:styleId="GvdeMetni3Char">
+    <w:name w:val="Gövde Metni 3 Char"/>
+    <w:basedOn w:val="VarsaylanParagrafYazTipi"/>
+    <w:link w:val="GvdeMetni3"/>
     <w:uiPriority w:val="99"/>
     <w:rsid w:val="00AA1D8D"/>
     <w:rPr>
@@ -2065,7 +2142,7 @@
       <w:szCs w:val="16"/>
     </w:rPr>
   </w:style>
-  <w:style w:type="paragraph" w:styleId="List">
+  <w:style w:type="paragraph" w:styleId="Liste">
     <w:name w:val="List"/>
     <w:basedOn w:val="Normal"/>
     <w:uiPriority w:val="99"/>
@@ -2076,7 +2153,7 @@
       <w:contextualSpacing/>
     </w:pPr>
   </w:style>
-  <w:style w:type="paragraph" w:styleId="List2">
+  <w:style w:type="paragraph" w:styleId="Liste2">
     <w:name w:val="List 2"/>
     <w:basedOn w:val="Normal"/>
     <w:uiPriority w:val="99"/>
@@ -2087,7 +2164,7 @@
       <w:contextualSpacing/>
     </w:pPr>
   </w:style>
-  <w:style w:type="paragraph" w:styleId="List3">
+  <w:style w:type="paragraph" w:styleId="Liste3">
     <w:name w:val="List 3"/>
     <w:basedOn w:val="Normal"/>
     <w:uiPriority w:val="99"/>
@@ -2098,7 +2175,7 @@
       <w:contextualSpacing/>
     </w:pPr>
   </w:style>
-  <w:style w:type="paragraph" w:styleId="ListBullet">
+  <w:style w:type="paragraph" w:styleId="ListeMaddemi">
     <w:name w:val="List Bullet"/>
     <w:basedOn w:val="Normal"/>
     <w:uiPriority w:val="99"/>
@@ -2111,7 +2188,7 @@
       <w:contextualSpacing/>
     </w:pPr>
   </w:style>
-  <w:style w:type="paragraph" w:styleId="ListBullet2">
+  <w:style w:type="paragraph" w:styleId="ListeMaddemi2">
     <w:name w:val="List Bullet 2"/>
     <w:basedOn w:val="Normal"/>
     <w:uiPriority w:val="99"/>
@@ -2124,7 +2201,7 @@
       <w:contextualSpacing/>
     </w:pPr>
   </w:style>
-  <w:style w:type="paragraph" w:styleId="ListBullet3">
+  <w:style w:type="paragraph" w:styleId="ListeMaddemi3">
     <w:name w:val="List Bullet 3"/>
     <w:basedOn w:val="Normal"/>
     <w:uiPriority w:val="99"/>
@@ -2137,7 +2214,7 @@
       <w:contextualSpacing/>
     </w:pPr>
   </w:style>
-  <w:style w:type="paragraph" w:styleId="ListNumber">
+  <w:style w:type="paragraph" w:styleId="ListeNumaras">
     <w:name w:val="List Number"/>
     <w:basedOn w:val="Normal"/>
     <w:uiPriority w:val="99"/>
@@ -2150,7 +2227,7 @@
       <w:contextualSpacing/>
     </w:pPr>
   </w:style>
-  <w:style w:type="paragraph" w:styleId="ListNumber2">
+  <w:style w:type="paragraph" w:styleId="ListeNumaras2">
     <w:name w:val="List Number 2"/>
     <w:basedOn w:val="Normal"/>
     <w:uiPriority w:val="99"/>
@@ -2163,7 +2240,7 @@
       <w:contextualSpacing/>
     </w:pPr>
   </w:style>
-  <w:style w:type="paragraph" w:styleId="ListNumber3">
+  <w:style w:type="paragraph" w:styleId="ListeNumaras3">
     <w:name w:val="List Number 3"/>
     <w:basedOn w:val="Normal"/>
     <w:uiPriority w:val="99"/>
@@ -2176,7 +2253,7 @@
       <w:contextualSpacing/>
     </w:pPr>
   </w:style>
-  <w:style w:type="paragraph" w:styleId="ListContinue">
+  <w:style w:type="paragraph" w:styleId="ListeDevam">
     <w:name w:val="List Continue"/>
     <w:basedOn w:val="Normal"/>
     <w:uiPriority w:val="99"/>
@@ -2188,7 +2265,7 @@
       <w:contextualSpacing/>
     </w:pPr>
   </w:style>
-  <w:style w:type="paragraph" w:styleId="ListContinue2">
+  <w:style w:type="paragraph" w:styleId="ListeDevam2">
     <w:name w:val="List Continue 2"/>
     <w:basedOn w:val="Normal"/>
     <w:uiPriority w:val="99"/>
@@ -2200,7 +2277,7 @@
       <w:contextualSpacing/>
     </w:pPr>
   </w:style>
-  <w:style w:type="paragraph" w:styleId="ListContinue3">
+  <w:style w:type="paragraph" w:styleId="ListeDevam3">
     <w:name w:val="List Continue 3"/>
     <w:basedOn w:val="Normal"/>
     <w:uiPriority w:val="99"/>
@@ -2212,9 +2289,9 @@
       <w:contextualSpacing/>
     </w:pPr>
   </w:style>
-  <w:style w:type="paragraph" w:styleId="MacroText">
+  <w:style w:type="paragraph" w:styleId="MakroMetni">
     <w:name w:val="macro"/>
-    <w:link w:val="MacroTextChar"/>
+    <w:link w:val="MakroMetniChar"/>
     <w:uiPriority w:val="99"/>
     <w:unhideWhenUsed/>
     <w:rsid w:val="0029639D"/>
@@ -2235,10 +2312,10 @@
       <w:szCs w:val="20"/>
     </w:rPr>
   </w:style>
-  <w:style w:type="character" w:customStyle="1" w:styleId="MacroTextChar">
-    <w:name w:val="Macro Text Char"/>
-    <w:basedOn w:val="DefaultParagraphFont"/>
-    <w:link w:val="MacroText"/>
+  <w:style w:type="character" w:customStyle="1" w:styleId="MakroMetniChar">
+    <w:name w:val="Makro Metni Char"/>
+    <w:basedOn w:val="VarsaylanParagrafYazTipi"/>
+    <w:link w:val="MakroMetni"/>
     <w:uiPriority w:val="99"/>
     <w:rsid w:val="0029639D"/>
     <w:rPr>
@@ -2247,11 +2324,11 @@
       <w:szCs w:val="20"/>
     </w:rPr>
   </w:style>
-  <w:style w:type="paragraph" w:styleId="Quote">
+  <w:style w:type="paragraph" w:styleId="Alnt">
     <w:name w:val="Quote"/>
     <w:basedOn w:val="Normal"/>
     <w:next w:val="Normal"/>
-    <w:link w:val="QuoteChar"/>
+    <w:link w:val="AlntChar"/>
     <w:uiPriority w:val="29"/>
     <w:qFormat/>
     <w:rsid w:val="00FC693F"/>
@@ -2261,10 +2338,10 @@
       <w:color w:val="000000" w:themeColor="text1"/>
     </w:rPr>
   </w:style>
-  <w:style w:type="character" w:customStyle="1" w:styleId="QuoteChar">
-    <w:name w:val="Quote Char"/>
-    <w:basedOn w:val="DefaultParagraphFont"/>
-    <w:link w:val="Quote"/>
+  <w:style w:type="character" w:customStyle="1" w:styleId="AlntChar">
+    <w:name w:val="Alıntı Char"/>
+    <w:basedOn w:val="VarsaylanParagrafYazTipi"/>
+    <w:link w:val="Alnt"/>
     <w:uiPriority w:val="29"/>
     <w:rsid w:val="00FC693F"/>
     <w:rPr>
@@ -2273,10 +2350,10 @@
       <w:color w:val="000000" w:themeColor="text1"/>
     </w:rPr>
   </w:style>
-  <w:style w:type="character" w:customStyle="1" w:styleId="Heading4Char">
-    <w:name w:val="Heading 4 Char"/>
-    <w:basedOn w:val="DefaultParagraphFont"/>
-    <w:link w:val="Heading4"/>
+  <w:style w:type="character" w:customStyle="1" w:styleId="Balk4Char">
+    <w:name w:val="Başlık 4 Char"/>
+    <w:basedOn w:val="VarsaylanParagrafYazTipi"/>
+    <w:link w:val="Balk4"/>
     <w:uiPriority w:val="9"/>
     <w:semiHidden/>
     <w:rsid w:val="00FC693F"/>
@@ -2289,10 +2366,10 @@
       <w:color w:val="4F81BD" w:themeColor="accent1"/>
     </w:rPr>
   </w:style>
-  <w:style w:type="character" w:customStyle="1" w:styleId="Heading5Char">
-    <w:name w:val="Heading 5 Char"/>
-    <w:basedOn w:val="DefaultParagraphFont"/>
-    <w:link w:val="Heading5"/>
+  <w:style w:type="character" w:customStyle="1" w:styleId="Balk5Char">
+    <w:name w:val="Başlık 5 Char"/>
+    <w:basedOn w:val="VarsaylanParagrafYazTipi"/>
+    <w:link w:val="Balk5"/>
     <w:uiPriority w:val="9"/>
     <w:semiHidden/>
     <w:rsid w:val="00FC693F"/>
@@ -2301,10 +2378,10 @@
       <w:color w:val="243F60" w:themeColor="accent1" w:themeShade="7F"/>
     </w:rPr>
   </w:style>
-  <w:style w:type="character" w:customStyle="1" w:styleId="Heading6Char">
-    <w:name w:val="Heading 6 Char"/>
-    <w:basedOn w:val="DefaultParagraphFont"/>
-    <w:link w:val="Heading6"/>
+  <w:style w:type="character" w:customStyle="1" w:styleId="Balk6Char">
+    <w:name w:val="Başlık 6 Char"/>
+    <w:basedOn w:val="VarsaylanParagrafYazTipi"/>
+    <w:link w:val="Balk6"/>
     <w:uiPriority w:val="9"/>
     <w:semiHidden/>
     <w:rsid w:val="00FC693F"/>
@@ -2315,10 +2392,10 @@
       <w:color w:val="243F60" w:themeColor="accent1" w:themeShade="7F"/>
     </w:rPr>
   </w:style>
-  <w:style w:type="character" w:customStyle="1" w:styleId="Heading7Char">
-    <w:name w:val="Heading 7 Char"/>
-    <w:basedOn w:val="DefaultParagraphFont"/>
-    <w:link w:val="Heading7"/>
+  <w:style w:type="character" w:customStyle="1" w:styleId="Balk7Char">
+    <w:name w:val="Başlık 7 Char"/>
+    <w:basedOn w:val="VarsaylanParagrafYazTipi"/>
+    <w:link w:val="Balk7"/>
     <w:uiPriority w:val="9"/>
     <w:semiHidden/>
     <w:rsid w:val="00FC693F"/>
@@ -2329,10 +2406,10 @@
       <w:color w:val="404040" w:themeColor="text1" w:themeTint="BF"/>
     </w:rPr>
   </w:style>
-  <w:style w:type="character" w:customStyle="1" w:styleId="Heading8Char">
-    <w:name w:val="Heading 8 Char"/>
-    <w:basedOn w:val="DefaultParagraphFont"/>
-    <w:link w:val="Heading8"/>
+  <w:style w:type="character" w:customStyle="1" w:styleId="Balk8Char">
+    <w:name w:val="Başlık 8 Char"/>
+    <w:basedOn w:val="VarsaylanParagrafYazTipi"/>
+    <w:link w:val="Balk8"/>
     <w:uiPriority w:val="9"/>
     <w:semiHidden/>
     <w:rsid w:val="00FC693F"/>
@@ -2343,10 +2420,10 @@
       <w:szCs w:val="20"/>
     </w:rPr>
   </w:style>
-  <w:style w:type="character" w:customStyle="1" w:styleId="Heading9Char">
-    <w:name w:val="Heading 9 Char"/>
-    <w:basedOn w:val="DefaultParagraphFont"/>
-    <w:link w:val="Heading9"/>
+  <w:style w:type="character" w:customStyle="1" w:styleId="Balk9Char">
+    <w:name w:val="Başlık 9 Char"/>
+    <w:basedOn w:val="VarsaylanParagrafYazTipi"/>
+    <w:link w:val="Balk9"/>
     <w:uiPriority w:val="9"/>
     <w:semiHidden/>
     <w:rsid w:val="00FC693F"/>
@@ -2359,7 +2436,7 @@
       <w:szCs w:val="20"/>
     </w:rPr>
   </w:style>
-  <w:style w:type="paragraph" w:styleId="Caption">
+  <w:style w:type="paragraph" w:styleId="ResimYazs">
     <w:name w:val="caption"/>
     <w:basedOn w:val="Normal"/>
     <w:next w:val="Normal"/>
@@ -2379,9 +2456,9 @@
       <w:szCs w:val="18"/>
     </w:rPr>
   </w:style>
-  <w:style w:type="character" w:styleId="Strong">
+  <w:style w:type="character" w:styleId="Gl">
     <w:name w:val="Strong"/>
-    <w:basedOn w:val="DefaultParagraphFont"/>
+    <w:basedOn w:val="VarsaylanParagrafYazTipi"/>
     <w:uiPriority w:val="22"/>
     <w:qFormat/>
     <w:rsid w:val="00FC693F"/>
@@ -2390,9 +2467,9 @@
       <w:bCs/>
     </w:rPr>
   </w:style>
-  <w:style w:type="character" w:styleId="Emphasis">
+  <w:style w:type="character" w:styleId="Vurgu">
     <w:name w:val="Emphasis"/>
-    <w:basedOn w:val="DefaultParagraphFont"/>
+    <w:basedOn w:val="VarsaylanParagrafYazTipi"/>
     <w:uiPriority w:val="20"/>
     <w:qFormat/>
     <w:rsid w:val="00FC693F"/>
@@ -2401,11 +2478,11 @@
       <w:iCs/>
     </w:rPr>
   </w:style>
-  <w:style w:type="paragraph" w:styleId="IntenseQuote">
+  <w:style w:type="paragraph" w:styleId="GlAlnt">
     <w:name w:val="Intense Quote"/>
     <w:basedOn w:val="Normal"/>
     <w:next w:val="Normal"/>
-    <w:link w:val="IntenseQuoteChar"/>
+    <w:link w:val="GlAlntChar"/>
     <w:uiPriority w:val="30"/>
     <w:qFormat/>
     <w:rsid w:val="00FC693F"/>
@@ -2424,10 +2501,10 @@
       <w:color w:val="4F81BD" w:themeColor="accent1"/>
     </w:rPr>
   </w:style>
-  <w:style w:type="character" w:customStyle="1" w:styleId="IntenseQuoteChar">
-    <w:name w:val="Intense Quote Char"/>
-    <w:basedOn w:val="DefaultParagraphFont"/>
-    <w:link w:val="IntenseQuote"/>
+  <w:style w:type="character" w:customStyle="1" w:styleId="GlAlntChar">
+    <w:name w:val="Güçlü Alıntı Char"/>
+    <w:basedOn w:val="VarsaylanParagrafYazTipi"/>
+    <w:link w:val="GlAlnt"/>
     <w:uiPriority w:val="30"/>
     <w:rsid w:val="00FC693F"/>
     <w:rPr>
@@ -2438,9 +2515,9 @@
       <w:color w:val="4F81BD" w:themeColor="accent1"/>
     </w:rPr>
   </w:style>
-  <w:style w:type="character" w:styleId="SubtleEmphasis">
+  <w:style w:type="character" w:styleId="HafifVurgulama">
     <w:name w:val="Subtle Emphasis"/>
-    <w:basedOn w:val="DefaultParagraphFont"/>
+    <w:basedOn w:val="VarsaylanParagrafYazTipi"/>
     <w:uiPriority w:val="19"/>
     <w:qFormat/>
     <w:rsid w:val="00FC693F"/>
@@ -2450,9 +2527,9 @@
       <w:color w:val="808080" w:themeColor="text1" w:themeTint="7F"/>
     </w:rPr>
   </w:style>
-  <w:style w:type="character" w:styleId="IntenseEmphasis">
+  <w:style w:type="character" w:styleId="GlVurgulama">
     <w:name w:val="Intense Emphasis"/>
-    <w:basedOn w:val="DefaultParagraphFont"/>
+    <w:basedOn w:val="VarsaylanParagrafYazTipi"/>
     <w:uiPriority w:val="21"/>
     <w:qFormat/>
     <w:rsid w:val="00FC693F"/>
@@ -2464,9 +2541,9 @@
       <w:color w:val="4F81BD" w:themeColor="accent1"/>
     </w:rPr>
   </w:style>
-  <w:style w:type="character" w:styleId="SubtleReference">
+  <w:style w:type="character" w:styleId="HafifBavuru">
     <w:name w:val="Subtle Reference"/>
-    <w:basedOn w:val="DefaultParagraphFont"/>
+    <w:basedOn w:val="VarsaylanParagrafYazTipi"/>
     <w:uiPriority w:val="31"/>
     <w:qFormat/>
     <w:rsid w:val="00FC693F"/>
@@ -2476,9 +2553,9 @@
       <w:u w:val="single"/>
     </w:rPr>
   </w:style>
-  <w:style w:type="character" w:styleId="IntenseReference">
+  <w:style w:type="character" w:styleId="GlBavuru">
     <w:name w:val="Intense Reference"/>
-    <w:basedOn w:val="DefaultParagraphFont"/>
+    <w:basedOn w:val="VarsaylanParagrafYazTipi"/>
     <w:uiPriority w:val="32"/>
     <w:qFormat/>
     <w:rsid w:val="00FC693F"/>
@@ -2491,9 +2568,9 @@
       <w:u w:val="single"/>
     </w:rPr>
   </w:style>
-  <w:style w:type="character" w:styleId="BookTitle">
+  <w:style w:type="character" w:styleId="KitapBal">
     <w:name w:val="Book Title"/>
-    <w:basedOn w:val="DefaultParagraphFont"/>
+    <w:basedOn w:val="VarsaylanParagrafYazTipi"/>
     <w:uiPriority w:val="33"/>
     <w:qFormat/>
     <w:rsid w:val="00FC693F"/>
@@ -2504,9 +2581,9 @@
       <w:spacing w:val="5"/>
     </w:rPr>
   </w:style>
-  <w:style w:type="paragraph" w:styleId="TOCHeading">
+  <w:style w:type="paragraph" w:styleId="TBal">
     <w:name w:val="TOC Heading"/>
-    <w:basedOn w:val="Heading1"/>
+    <w:basedOn w:val="Balk1"/>
     <w:next w:val="Normal"/>
     <w:uiPriority w:val="39"/>
     <w:semiHidden/>
@@ -2517,9 +2594,9 @@
       <w:outlineLvl w:val="9"/>
     </w:pPr>
   </w:style>
-  <w:style w:type="table" w:styleId="TableGrid">
+  <w:style w:type="table" w:styleId="TabloKlavuzu">
     <w:name w:val="Table Grid"/>
-    <w:basedOn w:val="TableNormal"/>
+    <w:basedOn w:val="NormalTablo"/>
     <w:uiPriority w:val="59"/>
     <w:rsid w:val="00FC693F"/>
     <w:pPr>
@@ -2536,9 +2613,9 @@
       </w:tblBorders>
     </w:tblPr>
   </w:style>
-  <w:style w:type="table" w:styleId="LightShading">
+  <w:style w:type="table" w:styleId="AkGlgeleme">
     <w:name w:val="Light Shading"/>
-    <w:basedOn w:val="TableNormal"/>
+    <w:basedOn w:val="NormalTablo"/>
     <w:uiPriority w:val="60"/>
     <w:rsid w:val="00FC693F"/>
     <w:pPr>
@@ -2632,9 +2709,9 @@
       </w:tcPr>
     </w:tblStylePr>
   </w:style>
-  <w:style w:type="table" w:styleId="LightShading-Accent1">
+  <w:style w:type="table" w:styleId="AkGlgeleme-Vurgu1">
     <w:name w:val="Light Shading Accent 1"/>
-    <w:basedOn w:val="TableNormal"/>
+    <w:basedOn w:val="NormalTablo"/>
     <w:uiPriority w:val="60"/>
     <w:rsid w:val="00FC693F"/>
     <w:pPr>
@@ -2728,9 +2805,9 @@
       </w:tcPr>
     </w:tblStylePr>
   </w:style>
-  <w:style w:type="table" w:styleId="LightShading-Accent2">
+  <w:style w:type="table" w:styleId="AkGlgeleme-Vurgu2">
     <w:name w:val="Light Shading Accent 2"/>
-    <w:basedOn w:val="TableNormal"/>
+    <w:basedOn w:val="NormalTablo"/>
     <w:uiPriority w:val="60"/>
     <w:rsid w:val="00FC693F"/>
     <w:pPr>
@@ -2824,9 +2901,9 @@
       </w:tcPr>
     </w:tblStylePr>
   </w:style>
-  <w:style w:type="table" w:styleId="LightShading-Accent3">
+  <w:style w:type="table" w:styleId="AkGlgeleme-Vurgu3">
     <w:name w:val="Light Shading Accent 3"/>
-    <w:basedOn w:val="TableNormal"/>
+    <w:basedOn w:val="NormalTablo"/>
     <w:uiPriority w:val="60"/>
     <w:rsid w:val="00FC693F"/>
     <w:pPr>
@@ -2920,9 +2997,9 @@
       </w:tcPr>
     </w:tblStylePr>
   </w:style>
-  <w:style w:type="table" w:styleId="LightShading-Accent4">
+  <w:style w:type="table" w:styleId="AkGlgeleme-Vurgu4">
     <w:name w:val="Light Shading Accent 4"/>
-    <w:basedOn w:val="TableNormal"/>
+    <w:basedOn w:val="NormalTablo"/>
     <w:uiPriority w:val="60"/>
     <w:rsid w:val="00FC693F"/>
     <w:pPr>
@@ -3016,9 +3093,9 @@
       </w:tcPr>
     </w:tblStylePr>
   </w:style>
-  <w:style w:type="table" w:styleId="LightShading-Accent5">
+  <w:style w:type="table" w:styleId="AkGlgeleme-Vurgu5">
     <w:name w:val="Light Shading Accent 5"/>
-    <w:basedOn w:val="TableNormal"/>
+    <w:basedOn w:val="NormalTablo"/>
     <w:uiPriority w:val="60"/>
     <w:rsid w:val="00FC693F"/>
     <w:pPr>
@@ -3112,9 +3189,9 @@
       </w:tcPr>
     </w:tblStylePr>
   </w:style>
-  <w:style w:type="table" w:styleId="LightShading-Accent6">
+  <w:style w:type="table" w:styleId="AkGlgeleme-Vurgu6">
     <w:name w:val="Light Shading Accent 6"/>
-    <w:basedOn w:val="TableNormal"/>
+    <w:basedOn w:val="NormalTablo"/>
     <w:uiPriority w:val="60"/>
     <w:rsid w:val="00FC693F"/>
     <w:pPr>
@@ -3208,9 +3285,9 @@
       </w:tcPr>
     </w:tblStylePr>
   </w:style>
-  <w:style w:type="table" w:styleId="LightList">
+  <w:style w:type="table" w:styleId="AkListe">
     <w:name w:val="Light List"/>
-    <w:basedOn w:val="TableNormal"/>
+    <w:basedOn w:val="NormalTablo"/>
     <w:uiPriority w:val="61"/>
     <w:rsid w:val="00FC693F"/>
     <w:pPr>
@@ -3293,9 +3370,9 @@
       </w:tcPr>
     </w:tblStylePr>
   </w:style>
-  <w:style w:type="table" w:styleId="LightList-Accent1">
+  <w:style w:type="table" w:styleId="AkListe-Vurgu1">
     <w:name w:val="Light List Accent 1"/>
-    <w:basedOn w:val="TableNormal"/>
+    <w:basedOn w:val="NormalTablo"/>
     <w:uiPriority w:val="61"/>
     <w:rsid w:val="00FC693F"/>
     <w:pPr>
@@ -3378,9 +3455,9 @@
       </w:tcPr>
     </w:tblStylePr>
   </w:style>
-  <w:style w:type="table" w:styleId="LightList-Accent2">
+  <w:style w:type="table" w:styleId="AkListe-Vurgu2">
     <w:name w:val="Light List Accent 2"/>
-    <w:basedOn w:val="TableNormal"/>
+    <w:basedOn w:val="NormalTablo"/>
     <w:uiPriority w:val="61"/>
     <w:rsid w:val="00CB0664"/>
     <w:pPr>
@@ -3463,9 +3540,9 @@
       </w:tcPr>
     </w:tblStylePr>
   </w:style>
-  <w:style w:type="table" w:styleId="LightList-Accent3">
+  <w:style w:type="table" w:styleId="AkListe-Vurgu3">
     <w:name w:val="Light List Accent 3"/>
-    <w:basedOn w:val="TableNormal"/>
+    <w:basedOn w:val="NormalTablo"/>
     <w:uiPriority w:val="61"/>
     <w:rsid w:val="00CB0664"/>
     <w:pPr>
@@ -3548,9 +3625,9 @@
       </w:tcPr>
     </w:tblStylePr>
   </w:style>
-  <w:style w:type="table" w:styleId="LightList-Accent4">
+  <w:style w:type="table" w:styleId="AkListe-Vurgu4">
     <w:name w:val="Light List Accent 4"/>
-    <w:basedOn w:val="TableNormal"/>
+    <w:basedOn w:val="NormalTablo"/>
     <w:uiPriority w:val="61"/>
     <w:rsid w:val="00CB0664"/>
     <w:pPr>
@@ -3633,9 +3710,9 @@
       </w:tcPr>
     </w:tblStylePr>
   </w:style>
-  <w:style w:type="table" w:styleId="LightList-Accent5">
+  <w:style w:type="table" w:styleId="AkListe-Vurgu5">
     <w:name w:val="Light List Accent 5"/>
-    <w:basedOn w:val="TableNormal"/>
+    <w:basedOn w:val="NormalTablo"/>
     <w:uiPriority w:val="61"/>
     <w:rsid w:val="00CB0664"/>
     <w:pPr>
@@ -3718,9 +3795,9 @@
       </w:tcPr>
     </w:tblStylePr>
   </w:style>
-  <w:style w:type="table" w:styleId="LightList-Accent6">
+  <w:style w:type="table" w:styleId="AkListe-Vurgu6">
     <w:name w:val="Light List Accent 6"/>
-    <w:basedOn w:val="TableNormal"/>
+    <w:basedOn w:val="NormalTablo"/>
     <w:uiPriority w:val="61"/>
     <w:rsid w:val="00CB0664"/>
     <w:pPr>
@@ -3803,9 +3880,9 @@
       </w:tcPr>
     </w:tblStylePr>
   </w:style>
-  <w:style w:type="table" w:styleId="LightGrid">
+  <w:style w:type="table" w:styleId="AkKlavuz">
     <w:name w:val="Light Grid"/>
-    <w:basedOn w:val="TableNormal"/>
+    <w:basedOn w:val="NormalTablo"/>
     <w:uiPriority w:val="62"/>
     <w:rsid w:val="00CB0664"/>
     <w:pPr>
@@ -3926,9 +4003,9 @@
       </w:tcPr>
     </w:tblStylePr>
   </w:style>
-  <w:style w:type="table" w:styleId="LightGrid-Accent1">
+  <w:style w:type="table" w:styleId="AkKlavuz-Vurgu1">
     <w:name w:val="Light Grid Accent 1"/>
-    <w:basedOn w:val="TableNormal"/>
+    <w:basedOn w:val="NormalTablo"/>
     <w:uiPriority w:val="62"/>
     <w:rsid w:val="00CB0664"/>
     <w:pPr>
@@ -4049,9 +4126,9 @@
       </w:tcPr>
     </w:tblStylePr>
   </w:style>
-  <w:style w:type="table" w:styleId="LightGrid-Accent2">
+  <w:style w:type="table" w:styleId="AkKlavuz-Vurgu2">
     <w:name w:val="Light Grid Accent 2"/>
-    <w:basedOn w:val="TableNormal"/>
+    <w:basedOn w:val="NormalTablo"/>
     <w:uiPriority w:val="62"/>
     <w:rsid w:val="00CB0664"/>
     <w:pPr>
@@ -4172,9 +4249,9 @@
       </w:tcPr>
     </w:tblStylePr>
   </w:style>
-  <w:style w:type="table" w:styleId="LightGrid-Accent3">
+  <w:style w:type="table" w:styleId="AkKlavuz-Vurgu3">
     <w:name w:val="Light Grid Accent 3"/>
-    <w:basedOn w:val="TableNormal"/>
+    <w:basedOn w:val="NormalTablo"/>
     <w:uiPriority w:val="62"/>
     <w:rsid w:val="00CB0664"/>
     <w:pPr>
@@ -4295,9 +4372,9 @@
       </w:tcPr>
     </w:tblStylePr>
   </w:style>
-  <w:style w:type="table" w:styleId="LightGrid-Accent4">
+  <w:style w:type="table" w:styleId="AkKlavuz-Vurgu4">
     <w:name w:val="Light Grid Accent 4"/>
-    <w:basedOn w:val="TableNormal"/>
+    <w:basedOn w:val="NormalTablo"/>
     <w:uiPriority w:val="62"/>
     <w:rsid w:val="00CB0664"/>
     <w:pPr>
@@ -4418,9 +4495,9 @@
       </w:tcPr>
     </w:tblStylePr>
   </w:style>
-  <w:style w:type="table" w:styleId="LightGrid-Accent5">
+  <w:style w:type="table" w:styleId="AkKlavuz-Vurgu5">
     <w:name w:val="Light Grid Accent 5"/>
-    <w:basedOn w:val="TableNormal"/>
+    <w:basedOn w:val="NormalTablo"/>
     <w:uiPriority w:val="62"/>
     <w:rsid w:val="00CB0664"/>
     <w:pPr>
@@ -4541,9 +4618,9 @@
       </w:tcPr>
     </w:tblStylePr>
   </w:style>
-  <w:style w:type="table" w:styleId="LightGrid-Accent6">
+  <w:style w:type="table" w:styleId="AkKlavuz-Vurgu6">
     <w:name w:val="Light Grid Accent 6"/>
-    <w:basedOn w:val="TableNormal"/>
+    <w:basedOn w:val="NormalTablo"/>
     <w:uiPriority w:val="62"/>
     <w:rsid w:val="00CB0664"/>
     <w:pPr>
@@ -4664,9 +4741,9 @@
       </w:tcPr>
     </w:tblStylePr>
   </w:style>
-  <w:style w:type="table" w:styleId="MediumShading1">
+  <w:style w:type="table" w:styleId="OrtaGlgeleme1">
     <w:name w:val="Medium Shading 1"/>
-    <w:basedOn w:val="TableNormal"/>
+    <w:basedOn w:val="NormalTablo"/>
     <w:uiPriority w:val="63"/>
     <w:rsid w:val="00CB0664"/>
     <w:pPr>
@@ -4763,9 +4840,9 @@
       </w:tcPr>
     </w:tblStylePr>
   </w:style>
-  <w:style w:type="table" w:styleId="MediumShading1-Accent1">
+  <w:style w:type="table" w:styleId="OrtaGlgeleme1-Vurgu1">
     <w:name w:val="Medium Shading 1 Accent 1"/>
-    <w:basedOn w:val="TableNormal"/>
+    <w:basedOn w:val="NormalTablo"/>
     <w:uiPriority w:val="63"/>
     <w:rsid w:val="00CB0664"/>
     <w:pPr>
@@ -4862,9 +4939,9 @@
       </w:tcPr>
     </w:tblStylePr>
   </w:style>
-  <w:style w:type="table" w:styleId="MediumShading1-Accent2">
+  <w:style w:type="table" w:styleId="OrtaGlgeleme1-Vurgu2">
     <w:name w:val="Medium Shading 1 Accent 2"/>
-    <w:basedOn w:val="TableNormal"/>
+    <w:basedOn w:val="NormalTablo"/>
     <w:uiPriority w:val="63"/>
     <w:rsid w:val="00CB0664"/>
     <w:pPr>
@@ -4961,9 +5038,9 @@
       </w:tcPr>
     </w:tblStylePr>
   </w:style>
-  <w:style w:type="table" w:styleId="MediumShading1-Accent3">
+  <w:style w:type="table" w:styleId="OrtaGlgeleme1-Vurgu3">
     <w:name w:val="Medium Shading 1 Accent 3"/>
-    <w:basedOn w:val="TableNormal"/>
+    <w:basedOn w:val="NormalTablo"/>
     <w:uiPriority w:val="63"/>
     <w:rsid w:val="00CB0664"/>
     <w:pPr>
@@ -5060,9 +5137,9 @@
       </w:tcPr>
     </w:tblStylePr>
   </w:style>
-  <w:style w:type="table" w:styleId="MediumShading1-Accent4">
+  <w:style w:type="table" w:styleId="OrtaGlgeleme1-Vurgu4">
     <w:name w:val="Medium Shading 1 Accent 4"/>
-    <w:basedOn w:val="TableNormal"/>
+    <w:basedOn w:val="NormalTablo"/>
     <w:uiPriority w:val="63"/>
     <w:rsid w:val="00CB0664"/>
     <w:pPr>
@@ -5159,9 +5236,9 @@
       </w:tcPr>
     </w:tblStylePr>
   </w:style>
-  <w:style w:type="table" w:styleId="MediumShading1-Accent5">
+  <w:style w:type="table" w:styleId="OrtaGlgeleme1-Vurgu5">
     <w:name w:val="Medium Shading 1 Accent 5"/>
-    <w:basedOn w:val="TableNormal"/>
+    <w:basedOn w:val="NormalTablo"/>
     <w:uiPriority w:val="63"/>
     <w:rsid w:val="00CB0664"/>
     <w:pPr>
@@ -5258,9 +5335,9 @@
       </w:tcPr>
     </w:tblStylePr>
   </w:style>
-  <w:style w:type="table" w:styleId="MediumShading1-Accent6">
+  <w:style w:type="table" w:styleId="OrtaGlgeleme1-Vurgu6">
     <w:name w:val="Medium Shading 1 Accent 6"/>
-    <w:basedOn w:val="TableNormal"/>
+    <w:basedOn w:val="NormalTablo"/>
     <w:uiPriority w:val="63"/>
     <w:rsid w:val="00CB0664"/>
     <w:pPr>
@@ -5357,9 +5434,9 @@
       </w:tcPr>
     </w:tblStylePr>
   </w:style>
-  <w:style w:type="table" w:styleId="MediumShading2">
+  <w:style w:type="table" w:styleId="OrtaGlgeleme2">
     <w:name w:val="Medium Shading 2"/>
-    <w:basedOn w:val="TableNormal"/>
+    <w:basedOn w:val="NormalTablo"/>
     <w:uiPriority w:val="64"/>
     <w:rsid w:val="00CB0664"/>
     <w:pPr>
@@ -5499,9 +5576,9 @@
       </w:tcPr>
     </w:tblStylePr>
   </w:style>
-  <w:style w:type="table" w:styleId="MediumShading2-Accent1">
+  <w:style w:type="table" w:styleId="OrtaGlgeleme2-Vurgu1">
     <w:name w:val="Medium Shading 2 Accent 1"/>
-    <w:basedOn w:val="TableNormal"/>
+    <w:basedOn w:val="NormalTablo"/>
     <w:uiPriority w:val="64"/>
     <w:rsid w:val="00CB0664"/>
     <w:pPr>
@@ -5641,9 +5718,9 @@
       </w:tcPr>
     </w:tblStylePr>
   </w:style>
-  <w:style w:type="table" w:styleId="MediumShading2-Accent2">
+  <w:style w:type="table" w:styleId="OrtaGlgeleme2-Vurgu2">
     <w:name w:val="Medium Shading 2 Accent 2"/>
-    <w:basedOn w:val="TableNormal"/>
+    <w:basedOn w:val="NormalTablo"/>
     <w:uiPriority w:val="64"/>
     <w:rsid w:val="00CB0664"/>
     <w:pPr>
@@ -5783,9 +5860,9 @@
       </w:tcPr>
     </w:tblStylePr>
   </w:style>
-  <w:style w:type="table" w:styleId="MediumShading2-Accent3">
+  <w:style w:type="table" w:styleId="OrtaGlgeleme2-Vurgu3">
     <w:name w:val="Medium Shading 2 Accent 3"/>
-    <w:basedOn w:val="TableNormal"/>
+    <w:basedOn w:val="NormalTablo"/>
     <w:uiPriority w:val="64"/>
     <w:rsid w:val="00CB0664"/>
     <w:pPr>
@@ -5925,9 +6002,9 @@
       </w:tcPr>
     </w:tblStylePr>
   </w:style>
-  <w:style w:type="table" w:styleId="MediumShading2-Accent4">
+  <w:style w:type="table" w:styleId="OrtaGlgeleme2-Vurgu4">
     <w:name w:val="Medium Shading 2 Accent 4"/>
-    <w:basedOn w:val="TableNormal"/>
+    <w:basedOn w:val="NormalTablo"/>
     <w:uiPriority w:val="64"/>
     <w:rsid w:val="00CB0664"/>
     <w:pPr>
@@ -6067,9 +6144,9 @@
       </w:tcPr>
     </w:tblStylePr>
   </w:style>
-  <w:style w:type="table" w:styleId="MediumShading2-Accent5">
+  <w:style w:type="table" w:styleId="OrtaGlgeleme2-Vurgu5">
     <w:name w:val="Medium Shading 2 Accent 5"/>
-    <w:basedOn w:val="TableNormal"/>
+    <w:basedOn w:val="NormalTablo"/>
     <w:uiPriority w:val="64"/>
     <w:rsid w:val="00CB0664"/>
     <w:pPr>
@@ -6209,9 +6286,9 @@
       </w:tcPr>
     </w:tblStylePr>
   </w:style>
-  <w:style w:type="table" w:styleId="MediumShading2-Accent6">
+  <w:style w:type="table" w:styleId="OrtaGlgeleme2-Vurgu6">
     <w:name w:val="Medium Shading 2 Accent 6"/>
-    <w:basedOn w:val="TableNormal"/>
+    <w:basedOn w:val="NormalTablo"/>
     <w:uiPriority w:val="64"/>
     <w:rsid w:val="00CB0664"/>
     <w:pPr>
@@ -6351,9 +6428,9 @@
       </w:tcPr>
     </w:tblStylePr>
   </w:style>
-  <w:style w:type="table" w:styleId="MediumList1">
+  <w:style w:type="table" w:styleId="OrtaListe1">
     <w:name w:val="Medium List 1"/>
-    <w:basedOn w:val="TableNormal"/>
+    <w:basedOn w:val="NormalTablo"/>
     <w:uiPriority w:val="65"/>
     <w:rsid w:val="00CB0664"/>
     <w:pPr>
@@ -6428,9 +6505,9 @@
       </w:tcPr>
     </w:tblStylePr>
   </w:style>
-  <w:style w:type="table" w:styleId="MediumList1-Accent1">
+  <w:style w:type="table" w:styleId="OrtaListe1-Vurgu1">
     <w:name w:val="Medium List 1 Accent 1"/>
-    <w:basedOn w:val="TableNormal"/>
+    <w:basedOn w:val="NormalTablo"/>
     <w:uiPriority w:val="65"/>
     <w:rsid w:val="00CB0664"/>
     <w:pPr>
@@ -6505,9 +6582,9 @@
       </w:tcPr>
     </w:tblStylePr>
   </w:style>
-  <w:style w:type="table" w:styleId="MediumList1-Accent2">
+  <w:style w:type="table" w:styleId="OrtaListe1-Vurgu2">
     <w:name w:val="Medium List 1 Accent 2"/>
-    <w:basedOn w:val="TableNormal"/>
+    <w:basedOn w:val="NormalTablo"/>
     <w:uiPriority w:val="65"/>
     <w:rsid w:val="00CB0664"/>
     <w:pPr>
@@ -6582,9 +6659,9 @@
       </w:tcPr>
     </w:tblStylePr>
   </w:style>
-  <w:style w:type="table" w:styleId="MediumList1-Accent3">
+  <w:style w:type="table" w:styleId="OrtaListe1-Vurgu3">
     <w:name w:val="Medium List 1 Accent 3"/>
-    <w:basedOn w:val="TableNormal"/>
+    <w:basedOn w:val="NormalTablo"/>
     <w:uiPriority w:val="65"/>
     <w:rsid w:val="00CB0664"/>
     <w:pPr>
@@ -6659,9 +6736,9 @@
       </w:tcPr>
     </w:tblStylePr>
   </w:style>
-  <w:style w:type="table" w:styleId="MediumList1-Accent4">
+  <w:style w:type="table" w:styleId="OrtaListe1-Vurgu4">
     <w:name w:val="Medium List 1 Accent 4"/>
-    <w:basedOn w:val="TableNormal"/>
+    <w:basedOn w:val="NormalTablo"/>
     <w:uiPriority w:val="65"/>
     <w:rsid w:val="00CB0664"/>
     <w:pPr>
@@ -6736,9 +6813,9 @@
       </w:tcPr>
     </w:tblStylePr>
   </w:style>
-  <w:style w:type="table" w:styleId="MediumList1-Accent5">
+  <w:style w:type="table" w:styleId="OrtaListe1-Vurgu5">
     <w:name w:val="Medium List 1 Accent 5"/>
-    <w:basedOn w:val="TableNormal"/>
+    <w:basedOn w:val="NormalTablo"/>
     <w:uiPriority w:val="65"/>
     <w:rsid w:val="00CB0664"/>
     <w:pPr>
@@ -6813,9 +6890,9 @@
       </w:tcPr>
     </w:tblStylePr>
   </w:style>
-  <w:style w:type="table" w:styleId="MediumList1-Accent6">
+  <w:style w:type="table" w:styleId="OrtaListe1-Vurgu6">
     <w:name w:val="Medium List 1 Accent 6"/>
-    <w:basedOn w:val="TableNormal"/>
+    <w:basedOn w:val="NormalTablo"/>
     <w:uiPriority w:val="65"/>
     <w:rsid w:val="00CB0664"/>
     <w:pPr>
@@ -6890,9 +6967,9 @@
       </w:tcPr>
     </w:tblStylePr>
   </w:style>
-  <w:style w:type="table" w:styleId="MediumList2">
+  <w:style w:type="table" w:styleId="OrtaListe2">
     <w:name w:val="Medium List 2"/>
-    <w:basedOn w:val="TableNormal"/>
+    <w:basedOn w:val="NormalTablo"/>
     <w:uiPriority w:val="66"/>
     <w:rsid w:val="00CB0664"/>
     <w:pPr>
@@ -7011,9 +7088,9 @@
       </w:tcPr>
     </w:tblStylePr>
   </w:style>
-  <w:style w:type="table" w:styleId="MediumList2-Accent1">
+  <w:style w:type="table" w:styleId="OrtaList2-Vurgu1">
     <w:name w:val="Medium List 2 Accent 1"/>
-    <w:basedOn w:val="TableNormal"/>
+    <w:basedOn w:val="NormalTablo"/>
     <w:uiPriority w:val="66"/>
     <w:rsid w:val="00CB0664"/>
     <w:pPr>
@@ -7132,9 +7209,9 @@
       </w:tcPr>
     </w:tblStylePr>
   </w:style>
-  <w:style w:type="table" w:styleId="MediumList2-Accent2">
+  <w:style w:type="table" w:styleId="OrtaListe2-Vurgu2">
     <w:name w:val="Medium List 2 Accent 2"/>
-    <w:basedOn w:val="TableNormal"/>
+    <w:basedOn w:val="NormalTablo"/>
     <w:uiPriority w:val="66"/>
     <w:rsid w:val="00CB0664"/>
     <w:pPr>
@@ -7253,9 +7330,9 @@
       </w:tcPr>
     </w:tblStylePr>
   </w:style>
-  <w:style w:type="table" w:styleId="MediumList2-Accent3">
+  <w:style w:type="table" w:styleId="OrtaListe2-Vurgu3">
     <w:name w:val="Medium List 2 Accent 3"/>
-    <w:basedOn w:val="TableNormal"/>
+    <w:basedOn w:val="NormalTablo"/>
     <w:uiPriority w:val="66"/>
     <w:rsid w:val="00CB0664"/>
     <w:pPr>
@@ -7374,9 +7451,9 @@
       </w:tcPr>
     </w:tblStylePr>
   </w:style>
-  <w:style w:type="table" w:styleId="MediumList2-Accent4">
+  <w:style w:type="table" w:styleId="OrtaListe2-Vurgu4">
     <w:name w:val="Medium List 2 Accent 4"/>
-    <w:basedOn w:val="TableNormal"/>
+    <w:basedOn w:val="NormalTablo"/>
     <w:uiPriority w:val="66"/>
     <w:rsid w:val="00CB0664"/>
     <w:pPr>
@@ -7495,9 +7572,9 @@
       </w:tcPr>
     </w:tblStylePr>
   </w:style>
-  <w:style w:type="table" w:styleId="MediumList2-Accent5">
+  <w:style w:type="table" w:styleId="OrtaListe2-Vurgu5">
     <w:name w:val="Medium List 2 Accent 5"/>
-    <w:basedOn w:val="TableNormal"/>
+    <w:basedOn w:val="NormalTablo"/>
     <w:uiPriority w:val="66"/>
     <w:rsid w:val="00CB0664"/>
     <w:pPr>
@@ -7616,9 +7693,9 @@
       </w:tcPr>
     </w:tblStylePr>
   </w:style>
-  <w:style w:type="table" w:styleId="MediumList2-Accent6">
+  <w:style w:type="table" w:styleId="OrtaListe2-Vurgu6">
     <w:name w:val="Medium List 2 Accent 6"/>
-    <w:basedOn w:val="TableNormal"/>
+    <w:basedOn w:val="NormalTablo"/>
     <w:uiPriority w:val="66"/>
     <w:rsid w:val="00CB0664"/>
     <w:pPr>
@@ -7737,9 +7814,9 @@
       </w:tcPr>
     </w:tblStylePr>
   </w:style>
-  <w:style w:type="table" w:styleId="MediumGrid1">
+  <w:style w:type="table" w:styleId="OrtaKlavuz1">
     <w:name w:val="Medium Grid 1"/>
-    <w:basedOn w:val="TableNormal"/>
+    <w:basedOn w:val="NormalTablo"/>
     <w:uiPriority w:val="67"/>
     <w:rsid w:val="00CB0664"/>
     <w:pPr>
@@ -7803,9 +7880,9 @@
       </w:tcPr>
     </w:tblStylePr>
   </w:style>
-  <w:style w:type="table" w:styleId="MediumGrid1-Accent1">
+  <w:style w:type="table" w:styleId="OrtaKlavuz1-Vurgu1">
     <w:name w:val="Medium Grid 1 Accent 1"/>
-    <w:basedOn w:val="TableNormal"/>
+    <w:basedOn w:val="NormalTablo"/>
     <w:uiPriority w:val="67"/>
     <w:rsid w:val="00CB0664"/>
     <w:pPr>
@@ -7869,9 +7946,9 @@
       </w:tcPr>
     </w:tblStylePr>
   </w:style>
-  <w:style w:type="table" w:styleId="MediumGrid1-Accent2">
+  <w:style w:type="table" w:styleId="OrtaKlavuz1-Vurgu2">
     <w:name w:val="Medium Grid 1 Accent 2"/>
-    <w:basedOn w:val="TableNormal"/>
+    <w:basedOn w:val="NormalTablo"/>
     <w:uiPriority w:val="67"/>
     <w:rsid w:val="00CB0664"/>
     <w:pPr>
@@ -7935,9 +8012,9 @@
       </w:tcPr>
     </w:tblStylePr>
   </w:style>
-  <w:style w:type="table" w:styleId="MediumGrid1-Accent3">
+  <w:style w:type="table" w:styleId="OrtaKlavuz1-Vurgu3">
     <w:name w:val="Medium Grid 1 Accent 3"/>
-    <w:basedOn w:val="TableNormal"/>
+    <w:basedOn w:val="NormalTablo"/>
     <w:uiPriority w:val="67"/>
     <w:rsid w:val="00CB0664"/>
     <w:pPr>
@@ -8001,9 +8078,9 @@
       </w:tcPr>
     </w:tblStylePr>
   </w:style>
-  <w:style w:type="table" w:styleId="MediumGrid1-Accent4">
+  <w:style w:type="table" w:styleId="OrtaKlavuz1-Vurgu4">
     <w:name w:val="Medium Grid 1 Accent 4"/>
-    <w:basedOn w:val="TableNormal"/>
+    <w:basedOn w:val="NormalTablo"/>
     <w:uiPriority w:val="67"/>
     <w:rsid w:val="00CB0664"/>
     <w:pPr>
@@ -8067,9 +8144,9 @@
       </w:tcPr>
     </w:tblStylePr>
   </w:style>
-  <w:style w:type="table" w:styleId="MediumGrid1-Accent5">
+  <w:style w:type="table" w:styleId="OrtaKlavuz1-Vurgu5">
     <w:name w:val="Medium Grid 1 Accent 5"/>
-    <w:basedOn w:val="TableNormal"/>
+    <w:basedOn w:val="NormalTablo"/>
     <w:uiPriority w:val="67"/>
     <w:rsid w:val="00CB0664"/>
     <w:pPr>
@@ -8133,9 +8210,9 @@
       </w:tcPr>
     </w:tblStylePr>
   </w:style>
-  <w:style w:type="table" w:styleId="MediumGrid1-Accent6">
+  <w:style w:type="table" w:styleId="OrtaKlavuz1-Vurgu6">
     <w:name w:val="Medium Grid 1 Accent 6"/>
-    <w:basedOn w:val="TableNormal"/>
+    <w:basedOn w:val="NormalTablo"/>
     <w:uiPriority w:val="67"/>
     <w:rsid w:val="00CB0664"/>
     <w:pPr>
@@ -8199,9 +8276,9 @@
       </w:tcPr>
     </w:tblStylePr>
   </w:style>
-  <w:style w:type="table" w:styleId="MediumGrid2">
+  <w:style w:type="table" w:styleId="OrtaKlavuz2">
     <w:name w:val="Medium Grid 2"/>
-    <w:basedOn w:val="TableNormal"/>
+    <w:basedOn w:val="NormalTablo"/>
     <w:uiPriority w:val="68"/>
     <w:rsid w:val="00CB0664"/>
     <w:pPr>
@@ -8317,9 +8394,9 @@
       </w:tcPr>
     </w:tblStylePr>
   </w:style>
-  <w:style w:type="table" w:styleId="MediumGrid2-Accent1">
+  <w:style w:type="table" w:styleId="OrtaKlavuz2-Vurgu1">
     <w:name w:val="Medium Grid 2 Accent 1"/>
-    <w:basedOn w:val="TableNormal"/>
+    <w:basedOn w:val="NormalTablo"/>
     <w:uiPriority w:val="68"/>
     <w:rsid w:val="00CB0664"/>
     <w:pPr>
@@ -8435,9 +8512,9 @@
       </w:tcPr>
     </w:tblStylePr>
   </w:style>
-  <w:style w:type="table" w:styleId="MediumGrid2-Accent2">
+  <w:style w:type="table" w:styleId="OrtaKlavuz2-Vurgu2">
     <w:name w:val="Medium Grid 2 Accent 2"/>
-    <w:basedOn w:val="TableNormal"/>
+    <w:basedOn w:val="NormalTablo"/>
     <w:uiPriority w:val="68"/>
     <w:rsid w:val="00CB0664"/>
     <w:pPr>
@@ -8553,9 +8630,9 @@
       </w:tcPr>
     </w:tblStylePr>
   </w:style>
-  <w:style w:type="table" w:styleId="MediumGrid2-Accent3">
+  <w:style w:type="table" w:styleId="OrtaKlavuz2-Vurgu3">
     <w:name w:val="Medium Grid 2 Accent 3"/>
-    <w:basedOn w:val="TableNormal"/>
+    <w:basedOn w:val="NormalTablo"/>
     <w:uiPriority w:val="68"/>
     <w:rsid w:val="00CB0664"/>
     <w:pPr>
@@ -8671,9 +8748,9 @@
       </w:tcPr>
     </w:tblStylePr>
   </w:style>
-  <w:style w:type="table" w:styleId="MediumGrid2-Accent4">
+  <w:style w:type="table" w:styleId="OrtaKlavuz2-Vurgu4">
     <w:name w:val="Medium Grid 2 Accent 4"/>
-    <w:basedOn w:val="TableNormal"/>
+    <w:basedOn w:val="NormalTablo"/>
     <w:uiPriority w:val="68"/>
     <w:rsid w:val="00CB0664"/>
     <w:pPr>
@@ -8789,9 +8866,9 @@
       </w:tcPr>
     </w:tblStylePr>
   </w:style>
-  <w:style w:type="table" w:styleId="MediumGrid2-Accent5">
+  <w:style w:type="table" w:styleId="OrtaKlavuz2-Vurgu5">
     <w:name w:val="Medium Grid 2 Accent 5"/>
-    <w:basedOn w:val="TableNormal"/>
+    <w:basedOn w:val="NormalTablo"/>
     <w:uiPriority w:val="68"/>
     <w:rsid w:val="00CB0664"/>
     <w:pPr>
@@ -8907,9 +8984,9 @@
       </w:tcPr>
     </w:tblStylePr>
   </w:style>
-  <w:style w:type="table" w:styleId="MediumGrid2-Accent6">
+  <w:style w:type="table" w:styleId="OrtaKlavuz2-Vurgu6">
     <w:name w:val="Medium Grid 2 Accent 6"/>
-    <w:basedOn w:val="TableNormal"/>
+    <w:basedOn w:val="NormalTablo"/>
     <w:uiPriority w:val="68"/>
     <w:rsid w:val="00CB0664"/>
     <w:pPr>
@@ -9025,9 +9102,9 @@
       </w:tcPr>
     </w:tblStylePr>
   </w:style>
-  <w:style w:type="table" w:styleId="MediumGrid3">
+  <w:style w:type="table" w:styleId="OrtaKlavuz3">
     <w:name w:val="Medium Grid 3"/>
-    <w:basedOn w:val="TableNormal"/>
+    <w:basedOn w:val="NormalTablo"/>
     <w:uiPriority w:val="69"/>
     <w:rsid w:val="00CB0664"/>
     <w:pPr>
@@ -9159,9 +9236,9 @@
       </w:tcPr>
     </w:tblStylePr>
   </w:style>
-  <w:style w:type="table" w:styleId="MediumGrid3-Accent1">
+  <w:style w:type="table" w:styleId="OrtaKlavuz3-Vurgu1">
     <w:name w:val="Medium Grid 3 Accent 1"/>
-    <w:basedOn w:val="TableNormal"/>
+    <w:basedOn w:val="NormalTablo"/>
     <w:uiPriority w:val="69"/>
     <w:rsid w:val="00CB0664"/>
     <w:pPr>
@@ -9293,9 +9370,9 @@
       </w:tcPr>
     </w:tblStylePr>
   </w:style>
-  <w:style w:type="table" w:styleId="MediumGrid3-Accent2">
+  <w:style w:type="table" w:styleId="OrtaKlavuz3-Vurgu2">
     <w:name w:val="Medium Grid 3 Accent 2"/>
-    <w:basedOn w:val="TableNormal"/>
+    <w:basedOn w:val="NormalTablo"/>
     <w:uiPriority w:val="69"/>
     <w:rsid w:val="00CB0664"/>
     <w:pPr>
@@ -9427,9 +9504,9 @@
       </w:tcPr>
     </w:tblStylePr>
   </w:style>
-  <w:style w:type="table" w:styleId="MediumGrid3-Accent3">
+  <w:style w:type="table" w:styleId="OrtaKlavuz3-Vurgu3">
     <w:name w:val="Medium Grid 3 Accent 3"/>
-    <w:basedOn w:val="TableNormal"/>
+    <w:basedOn w:val="NormalTablo"/>
     <w:uiPriority w:val="69"/>
     <w:rsid w:val="00CB0664"/>
     <w:pPr>
@@ -9561,9 +9638,9 @@
       </w:tcPr>
     </w:tblStylePr>
   </w:style>
-  <w:style w:type="table" w:styleId="MediumGrid3-Accent4">
+  <w:style w:type="table" w:styleId="OrtaKlavuz3-Vurgu4">
     <w:name w:val="Medium Grid 3 Accent 4"/>
-    <w:basedOn w:val="TableNormal"/>
+    <w:basedOn w:val="NormalTablo"/>
     <w:uiPriority w:val="69"/>
     <w:rsid w:val="00CB0664"/>
     <w:pPr>
@@ -9695,9 +9772,9 @@
       </w:tcPr>
     </w:tblStylePr>
   </w:style>
-  <w:style w:type="table" w:styleId="MediumGrid3-Accent5">
+  <w:style w:type="table" w:styleId="OrtaKlavuz3-Vurgu5">
     <w:name w:val="Medium Grid 3 Accent 5"/>
-    <w:basedOn w:val="TableNormal"/>
+    <w:basedOn w:val="NormalTablo"/>
     <w:uiPriority w:val="69"/>
     <w:rsid w:val="00CB0664"/>
     <w:pPr>
@@ -9829,9 +9906,9 @@
       </w:tcPr>
     </w:tblStylePr>
   </w:style>
-  <w:style w:type="table" w:styleId="MediumGrid3-Accent6">
+  <w:style w:type="table" w:styleId="OrtaKlavuz3-Vurgu6">
     <w:name w:val="Medium Grid 3 Accent 6"/>
-    <w:basedOn w:val="TableNormal"/>
+    <w:basedOn w:val="NormalTablo"/>
     <w:uiPriority w:val="69"/>
     <w:rsid w:val="00CB0664"/>
     <w:pPr>
@@ -9963,9 +10040,9 @@
       </w:tcPr>
     </w:tblStylePr>
   </w:style>
-  <w:style w:type="table" w:styleId="DarkList">
+  <w:style w:type="table" w:styleId="KoyuListe">
     <w:name w:val="Dark List"/>
-    <w:basedOn w:val="TableNormal"/>
+    <w:basedOn w:val="NormalTablo"/>
     <w:uiPriority w:val="70"/>
     <w:rsid w:val="00CB0664"/>
     <w:pPr>
@@ -10070,9 +10147,9 @@
       </w:tcPr>
     </w:tblStylePr>
   </w:style>
-  <w:style w:type="table" w:styleId="DarkList-Accent1">
+  <w:style w:type="table" w:styleId="KoyuListe-Vurgu1">
     <w:name w:val="Dark List Accent 1"/>
-    <w:basedOn w:val="TableNormal"/>
+    <w:basedOn w:val="NormalTablo"/>
     <w:uiPriority w:val="70"/>
     <w:rsid w:val="00CB0664"/>
     <w:pPr>
@@ -10177,9 +10254,9 @@
       </w:tcPr>
     </w:tblStylePr>
   </w:style>
-  <w:style w:type="table" w:styleId="DarkList-Accent2">
+  <w:style w:type="table" w:styleId="KoyuListe-Vurgu2">
     <w:name w:val="Dark List Accent 2"/>
-    <w:basedOn w:val="TableNormal"/>
+    <w:basedOn w:val="NormalTablo"/>
     <w:uiPriority w:val="70"/>
     <w:rsid w:val="00CB0664"/>
     <w:pPr>
@@ -10284,9 +10361,9 @@
       </w:tcPr>
     </w:tblStylePr>
   </w:style>
-  <w:style w:type="table" w:styleId="DarkList-Accent3">
+  <w:style w:type="table" w:styleId="KoyuListe-Vurgu3">
     <w:name w:val="Dark List Accent 3"/>
-    <w:basedOn w:val="TableNormal"/>
+    <w:basedOn w:val="NormalTablo"/>
     <w:uiPriority w:val="70"/>
     <w:rsid w:val="00CB0664"/>
     <w:pPr>
@@ -10391,9 +10468,9 @@
       </w:tcPr>
     </w:tblStylePr>
   </w:style>
-  <w:style w:type="table" w:styleId="DarkList-Accent4">
+  <w:style w:type="table" w:styleId="KoyuListe-Vurgu4">
     <w:name w:val="Dark List Accent 4"/>
-    <w:basedOn w:val="TableNormal"/>
+    <w:basedOn w:val="NormalTablo"/>
     <w:uiPriority w:val="70"/>
     <w:rsid w:val="00CB0664"/>
     <w:pPr>
@@ -10498,9 +10575,9 @@
       </w:tcPr>
     </w:tblStylePr>
   </w:style>
-  <w:style w:type="table" w:styleId="DarkList-Accent5">
+  <w:style w:type="table" w:styleId="KoyuListe-Vurgu5">
     <w:name w:val="Dark List Accent 5"/>
-    <w:basedOn w:val="TableNormal"/>
+    <w:basedOn w:val="NormalTablo"/>
     <w:uiPriority w:val="70"/>
     <w:rsid w:val="00CB0664"/>
     <w:pPr>
@@ -10605,9 +10682,9 @@
       </w:tcPr>
     </w:tblStylePr>
   </w:style>
-  <w:style w:type="table" w:styleId="DarkList-Accent6">
+  <w:style w:type="table" w:styleId="KoyuListe-Vurgu6">
     <w:name w:val="Dark List Accent 6"/>
-    <w:basedOn w:val="TableNormal"/>
+    <w:basedOn w:val="NormalTablo"/>
     <w:uiPriority w:val="70"/>
     <w:rsid w:val="00CB0664"/>
     <w:pPr>
@@ -10712,9 +10789,9 @@
       </w:tcPr>
     </w:tblStylePr>
   </w:style>
-  <w:style w:type="table" w:styleId="ColorfulShading">
+  <w:style w:type="table" w:styleId="RenkliGlgeleme">
     <w:name w:val="Colorful Shading"/>
-    <w:basedOn w:val="TableNormal"/>
+    <w:basedOn w:val="NormalTablo"/>
     <w:uiPriority w:val="71"/>
     <w:rsid w:val="00CB0664"/>
     <w:pPr>
@@ -10827,9 +10904,9 @@
       </w:rPr>
     </w:tblStylePr>
   </w:style>
-  <w:style w:type="table" w:styleId="ColorfulShading-Accent1">
+  <w:style w:type="table" w:styleId="RenkliGlgeleme-Vurgu1">
     <w:name w:val="Colorful Shading Accent 1"/>
-    <w:basedOn w:val="TableNormal"/>
+    <w:basedOn w:val="NormalTablo"/>
     <w:uiPriority w:val="71"/>
     <w:rsid w:val="00CB0664"/>
     <w:pPr>
@@ -10942,9 +11019,9 @@
       </w:rPr>
     </w:tblStylePr>
   </w:style>
-  <w:style w:type="table" w:styleId="ColorfulShading-Accent2">
+  <w:style w:type="table" w:styleId="RenkliGlgeleme-Vurgu2">
     <w:name w:val="Colorful Shading Accent 2"/>
-    <w:basedOn w:val="TableNormal"/>
+    <w:basedOn w:val="NormalTablo"/>
     <w:uiPriority w:val="71"/>
     <w:rsid w:val="00CB0664"/>
     <w:pPr>
@@ -11057,9 +11134,9 @@
       </w:rPr>
     </w:tblStylePr>
   </w:style>
-  <w:style w:type="table" w:styleId="ColorfulShading-Accent3">
+  <w:style w:type="table" w:styleId="RenkliGlgeleme-Vurgu3">
     <w:name w:val="Colorful Shading Accent 3"/>
-    <w:basedOn w:val="TableNormal"/>
+    <w:basedOn w:val="NormalTablo"/>
     <w:uiPriority w:val="71"/>
     <w:rsid w:val="00CB0664"/>
     <w:pPr>
@@ -11162,9 +11239,9 @@
       </w:tcPr>
     </w:tblStylePr>
   </w:style>
-  <w:style w:type="table" w:styleId="ColorfulShading-Accent4">
+  <w:style w:type="table" w:styleId="RenkliGlgeleme-Vurgu4">
     <w:name w:val="Colorful Shading Accent 4"/>
-    <w:basedOn w:val="TableNormal"/>
+    <w:basedOn w:val="NormalTablo"/>
     <w:uiPriority w:val="71"/>
     <w:rsid w:val="00CB0664"/>
     <w:pPr>
@@ -11277,9 +11354,9 @@
       </w:rPr>
     </w:tblStylePr>
   </w:style>
-  <w:style w:type="table" w:styleId="ColorfulShading-Accent5">
+  <w:style w:type="table" w:styleId="RenkliGlgeleme-Vurgu5">
     <w:name w:val="Colorful Shading Accent 5"/>
-    <w:basedOn w:val="TableNormal"/>
+    <w:basedOn w:val="NormalTablo"/>
     <w:uiPriority w:val="71"/>
     <w:rsid w:val="00CB0664"/>
     <w:pPr>
@@ -11392,9 +11469,9 @@
       </w:rPr>
     </w:tblStylePr>
   </w:style>
-  <w:style w:type="table" w:styleId="ColorfulShading-Accent6">
+  <w:style w:type="table" w:styleId="RenkliGlgeleme-Vurgu6">
     <w:name w:val="Colorful Shading Accent 6"/>
-    <w:basedOn w:val="TableNormal"/>
+    <w:basedOn w:val="NormalTablo"/>
     <w:uiPriority w:val="71"/>
     <w:rsid w:val="00CB0664"/>
     <w:pPr>
@@ -11507,9 +11584,9 @@
       </w:rPr>
     </w:tblStylePr>
   </w:style>
-  <w:style w:type="table" w:styleId="ColorfulList">
+  <w:style w:type="table" w:styleId="RenkliListe">
     <w:name w:val="Colorful List"/>
-    <w:basedOn w:val="TableNormal"/>
+    <w:basedOn w:val="NormalTablo"/>
     <w:uiPriority w:val="72"/>
     <w:rsid w:val="00CB0664"/>
     <w:pPr>
@@ -11586,9 +11663,9 @@
       </w:tcPr>
     </w:tblStylePr>
   </w:style>
-  <w:style w:type="table" w:styleId="ColorfulList-Accent1">
+  <w:style w:type="table" w:styleId="RenkliListe-Vurgu1">
     <w:name w:val="Colorful List Accent 1"/>
-    <w:basedOn w:val="TableNormal"/>
+    <w:basedOn w:val="NormalTablo"/>
     <w:uiPriority w:val="72"/>
     <w:rsid w:val="00CB0664"/>
     <w:pPr>
@@ -11665,9 +11742,9 @@
       </w:tcPr>
     </w:tblStylePr>
   </w:style>
-  <w:style w:type="table" w:styleId="ColorfulList-Accent2">
+  <w:style w:type="table" w:styleId="RenkliListe-Vurgu2">
     <w:name w:val="Colorful List Accent 2"/>
-    <w:basedOn w:val="TableNormal"/>
+    <w:basedOn w:val="NormalTablo"/>
     <w:uiPriority w:val="72"/>
     <w:rsid w:val="00CB0664"/>
     <w:pPr>
@@ -11744,9 +11821,9 @@
       </w:tcPr>
     </w:tblStylePr>
   </w:style>
-  <w:style w:type="table" w:styleId="ColorfulList-Accent3">
+  <w:style w:type="table" w:styleId="RenkliListe-Vurgu3">
     <w:name w:val="Colorful List Accent 3"/>
-    <w:basedOn w:val="TableNormal"/>
+    <w:basedOn w:val="NormalTablo"/>
     <w:uiPriority w:val="72"/>
     <w:rsid w:val="00CB0664"/>
     <w:pPr>
@@ -11823,9 +11900,9 @@
       </w:tcPr>
     </w:tblStylePr>
   </w:style>
-  <w:style w:type="table" w:styleId="ColorfulList-Accent4">
+  <w:style w:type="table" w:styleId="RenkliListe-Vurgu4">
     <w:name w:val="Colorful List Accent 4"/>
-    <w:basedOn w:val="TableNormal"/>
+    <w:basedOn w:val="NormalTablo"/>
     <w:uiPriority w:val="72"/>
     <w:rsid w:val="00CB0664"/>
     <w:pPr>
@@ -11902,9 +11979,9 @@
       </w:tcPr>
     </w:tblStylePr>
   </w:style>
-  <w:style w:type="table" w:styleId="ColorfulList-Accent5">
+  <w:style w:type="table" w:styleId="RenkliListe-Vurgu5">
     <w:name w:val="Colorful List Accent 5"/>
-    <w:basedOn w:val="TableNormal"/>
+    <w:basedOn w:val="NormalTablo"/>
     <w:uiPriority w:val="72"/>
     <w:rsid w:val="00CB0664"/>
     <w:pPr>
@@ -11981,9 +12058,9 @@
       </w:tcPr>
     </w:tblStylePr>
   </w:style>
-  <w:style w:type="table" w:styleId="ColorfulList-Accent6">
+  <w:style w:type="table" w:styleId="RenkliListe-Vurgu6">
     <w:name w:val="Colorful List Accent 6"/>
-    <w:basedOn w:val="TableNormal"/>
+    <w:basedOn w:val="NormalTablo"/>
     <w:uiPriority w:val="72"/>
     <w:rsid w:val="00CB0664"/>
     <w:pPr>
@@ -12060,9 +12137,9 @@
       </w:tcPr>
     </w:tblStylePr>
   </w:style>
-  <w:style w:type="table" w:styleId="ColorfulGrid">
+  <w:style w:type="table" w:styleId="RenkliKlavuz">
     <w:name w:val="Colorful Grid"/>
-    <w:basedOn w:val="TableNormal"/>
+    <w:basedOn w:val="NormalTablo"/>
     <w:uiPriority w:val="73"/>
     <w:rsid w:val="00CB0664"/>
     <w:pPr>
@@ -12133,9 +12210,9 @@
       </w:tcPr>
     </w:tblStylePr>
   </w:style>
-  <w:style w:type="table" w:styleId="ColorfulGrid-Accent1">
+  <w:style w:type="table" w:styleId="RenkliKlavuz-Vurgu1">
     <w:name w:val="Colorful Grid Accent 1"/>
-    <w:basedOn w:val="TableNormal"/>
+    <w:basedOn w:val="NormalTablo"/>
     <w:uiPriority w:val="73"/>
     <w:rsid w:val="00CB0664"/>
     <w:pPr>
@@ -12206,9 +12283,9 @@
       </w:tcPr>
     </w:tblStylePr>
   </w:style>
-  <w:style w:type="table" w:styleId="ColorfulGrid-Accent2">
+  <w:style w:type="table" w:styleId="RenkliKlavuz-Vurgu2">
     <w:name w:val="Colorful Grid Accent 2"/>
-    <w:basedOn w:val="TableNormal"/>
+    <w:basedOn w:val="NormalTablo"/>
     <w:uiPriority w:val="73"/>
     <w:rsid w:val="00CB0664"/>
     <w:pPr>
@@ -12279,9 +12356,9 @@
       </w:tcPr>
     </w:tblStylePr>
   </w:style>
-  <w:style w:type="table" w:styleId="ColorfulGrid-Accent3">
+  <w:style w:type="table" w:styleId="RenkliKlavuz-Vurgu3">
     <w:name w:val="Colorful Grid Accent 3"/>
-    <w:basedOn w:val="TableNormal"/>
+    <w:basedOn w:val="NormalTablo"/>
     <w:uiPriority w:val="73"/>
     <w:rsid w:val="00CB0664"/>
     <w:pPr>
@@ -12352,9 +12429,9 @@
       </w:tcPr>
     </w:tblStylePr>
   </w:style>
-  <w:style w:type="table" w:styleId="ColorfulGrid-Accent4">
+  <w:style w:type="table" w:styleId="RenkliKlavuz-Vurgu4">
     <w:name w:val="Colorful Grid Accent 4"/>
-    <w:basedOn w:val="TableNormal"/>
+    <w:basedOn w:val="NormalTablo"/>
     <w:uiPriority w:val="73"/>
     <w:rsid w:val="00CB0664"/>
     <w:pPr>
@@ -12425,9 +12502,9 @@
       </w:tcPr>
     </w:tblStylePr>
   </w:style>
-  <w:style w:type="table" w:styleId="ColorfulGrid-Accent5">
+  <w:style w:type="table" w:styleId="RenkliKlavuz-Vurgu5">
     <w:name w:val="Colorful Grid Accent 5"/>
-    <w:basedOn w:val="TableNormal"/>
+    <w:basedOn w:val="NormalTablo"/>
     <w:uiPriority w:val="73"/>
     <w:rsid w:val="00CB0664"/>
     <w:pPr>
@@ -12498,9 +12575,9 @@
       </w:tcPr>
     </w:tblStylePr>
   </w:style>
-  <w:style w:type="table" w:styleId="ColorfulGrid-Accent6">
+  <w:style w:type="table" w:styleId="RenkliKlavuz-Vurgu6">
     <w:name w:val="Colorful Grid Accent 6"/>
-    <w:basedOn w:val="TableNormal"/>
+    <w:basedOn w:val="NormalTablo"/>
     <w:uiPriority w:val="73"/>
     <w:rsid w:val="00CB0664"/>
     <w:pPr>
